--- a/docs/Assignment 1 Smart Pantry BIT 301.docx
+++ b/docs/Assignment 1 Smart Pantry BIT 301.docx
@@ -1517,7 +1517,15 @@
           <w:rFonts w:ascii="Times New Roman" w:hAnsi="Times New Roman"/>
           <w:sz w:val="24"/>
         </w:rPr>
-        <w:t>Project Name: SmartPan</w:t>
+        <w:t xml:space="preserve">Project Name: </w:t>
+      </w:r>
+      <w:proofErr w:type="spellStart"/>
+      <w:r>
+        <w:rPr>
+          <w:rFonts w:ascii="Times New Roman" w:hAnsi="Times New Roman"/>
+          <w:sz w:val="24"/>
+        </w:rPr>
+        <w:t>SmartPan</w:t>
       </w:r>
       <w:r>
         <w:rPr>
@@ -1533,6 +1541,7 @@
         </w:rPr>
         <w:t>ry</w:t>
       </w:r>
+      <w:proofErr w:type="spellEnd"/>
     </w:p>
     <w:tbl>
       <w:tblPr>
@@ -1840,8 +1849,17 @@
                 <w:rFonts w:ascii="Times New Roman" w:hAnsi="Times New Roman"/>
                 <w:sz w:val="24"/>
               </w:rPr>
-              <w:t>Currently, there is no household food waste management app that is widely used in Malaysia. The existing platform focus on commercial food redistribution rather than household inventory management. The opportunity exists to fill this gap with a web application that is specifically designed for Malaysian households. The growing awareness of food waste as an issue creates a strong market opportunity for SmartPantry</w:t>
-            </w:r>
+              <w:t xml:space="preserve">Currently, there is no household food waste management app that is widely used in Malaysia. The existing platform focus on commercial food redistribution rather than household inventory management. The opportunity exists to fill this gap with a web application that is specifically designed for Malaysian households. The growing awareness of food waste as an issue creates a strong market opportunity for </w:t>
+            </w:r>
+            <w:proofErr w:type="spellStart"/>
+            <w:r>
+              <w:rPr>
+                <w:rFonts w:ascii="Times New Roman" w:hAnsi="Times New Roman"/>
+                <w:sz w:val="24"/>
+              </w:rPr>
+              <w:t>SmartPantry</w:t>
+            </w:r>
+            <w:proofErr w:type="spellEnd"/>
           </w:p>
         </w:tc>
       </w:tr>
@@ -2158,8 +2176,17 @@
                 <w:rFonts w:ascii="Times New Roman" w:hAnsi="Times New Roman"/>
                 <w:sz w:val="24"/>
               </w:rPr>
-              <w:t>Option 3: Develop SmartPantry</w:t>
-            </w:r>
+              <w:t xml:space="preserve">Option 3: Develop </w:t>
+            </w:r>
+            <w:proofErr w:type="spellStart"/>
+            <w:r>
+              <w:rPr>
+                <w:rFonts w:ascii="Times New Roman" w:hAnsi="Times New Roman"/>
+                <w:sz w:val="24"/>
+              </w:rPr>
+              <w:t>SmartPantry</w:t>
+            </w:r>
+            <w:proofErr w:type="spellEnd"/>
           </w:p>
           <w:p>
             <w:pPr>
@@ -2366,7 +2393,23 @@
                 <w:rFonts w:ascii="Times New Roman" w:hAnsi="Times New Roman"/>
                 <w:sz w:val="24"/>
               </w:rPr>
-              <w:t>Technology Stack: React.js for frontend, Django for backend, PostgreSQL for database and websocket for notifications</w:t>
+              <w:t xml:space="preserve">Technology Stack: React.js for frontend, Django for backend, PostgreSQL for database and </w:t>
+            </w:r>
+            <w:proofErr w:type="spellStart"/>
+            <w:r>
+              <w:rPr>
+                <w:rFonts w:ascii="Times New Roman" w:hAnsi="Times New Roman"/>
+                <w:sz w:val="24"/>
+              </w:rPr>
+              <w:t>websocket</w:t>
+            </w:r>
+            <w:proofErr w:type="spellEnd"/>
+            <w:r>
+              <w:rPr>
+                <w:rFonts w:ascii="Times New Roman" w:hAnsi="Times New Roman"/>
+                <w:sz w:val="24"/>
+              </w:rPr>
+              <w:t xml:space="preserve"> for notifications</w:t>
             </w:r>
           </w:p>
         </w:tc>
@@ -2433,7 +2476,23 @@
                 <w:rFonts w:ascii="Times New Roman" w:hAnsi="Times New Roman"/>
                 <w:sz w:val="24"/>
               </w:rPr>
-              <w:t>Development labor (908 hrs @RM 80 per hour): RM 72,640</w:t>
+              <w:t xml:space="preserve">Development labor (908 </w:t>
+            </w:r>
+            <w:proofErr w:type="spellStart"/>
+            <w:r>
+              <w:rPr>
+                <w:rFonts w:ascii="Times New Roman" w:hAnsi="Times New Roman"/>
+                <w:sz w:val="24"/>
+              </w:rPr>
+              <w:t>hrs</w:t>
+            </w:r>
+            <w:proofErr w:type="spellEnd"/>
+            <w:r>
+              <w:rPr>
+                <w:rFonts w:ascii="Times New Roman" w:hAnsi="Times New Roman"/>
+                <w:sz w:val="24"/>
+              </w:rPr>
+              <w:t xml:space="preserve"> @RM 80 per hour): RM 72,640</w:t>
             </w:r>
           </w:p>
           <w:p>
@@ -3325,7 +3384,23 @@
                 <w:rFonts w:ascii="Times New Roman" w:hAnsi="Times New Roman"/>
                 <w:sz w:val="24"/>
               </w:rPr>
-              <w:t>Payback period approx 2.3 years (Year 1 recovers RM 25,000, Year 2 recovers RM 50,000, remaining RM 17,000 recovered early year 3)</w:t>
+              <w:t xml:space="preserve">Payback period </w:t>
+            </w:r>
+            <w:proofErr w:type="spellStart"/>
+            <w:r>
+              <w:rPr>
+                <w:rFonts w:ascii="Times New Roman" w:hAnsi="Times New Roman"/>
+                <w:sz w:val="24"/>
+              </w:rPr>
+              <w:t>approx</w:t>
+            </w:r>
+            <w:proofErr w:type="spellEnd"/>
+            <w:r>
+              <w:rPr>
+                <w:rFonts w:ascii="Times New Roman" w:hAnsi="Times New Roman"/>
+                <w:sz w:val="24"/>
+              </w:rPr>
+              <w:t xml:space="preserve"> 2.3 years (Year 1 recovers RM 25,000, Year 2 recovers RM 50,000, remaining RM 17,000 recovered early year 3)</w:t>
             </w:r>
           </w:p>
         </w:tc>
@@ -3843,7 +3918,23 @@
           <w:rFonts w:ascii="Times New Roman" w:hAnsi="Times New Roman"/>
           <w:sz w:val="24"/>
         </w:rPr>
-        <w:t>The three sphere model analyses business, organizational and technological issues that is relevant to the SmartPantry project.</w:t>
+        <w:t xml:space="preserve">The three sphere model analyses business, organizational and technological issues that is relevant to the </w:t>
+      </w:r>
+      <w:proofErr w:type="spellStart"/>
+      <w:r>
+        <w:rPr>
+          <w:rFonts w:ascii="Times New Roman" w:hAnsi="Times New Roman"/>
+          <w:sz w:val="24"/>
+        </w:rPr>
+        <w:t>SmartPantry</w:t>
+      </w:r>
+      <w:proofErr w:type="spellEnd"/>
+      <w:r>
+        <w:rPr>
+          <w:rFonts w:ascii="Times New Roman" w:hAnsi="Times New Roman"/>
+          <w:sz w:val="24"/>
+        </w:rPr>
+        <w:t xml:space="preserve"> project.</w:t>
       </w:r>
     </w:p>
     <w:tbl>
@@ -4368,7 +4459,23 @@
                 <w:rFonts w:ascii="Times New Roman" w:hAnsi="Times New Roman"/>
                 <w:sz w:val="24"/>
               </w:rPr>
-              <w:t>Handle: Differentiate SmartPantry by focusing on household inventory management rather than commercial food redistribution.</w:t>
+              <w:t xml:space="preserve">Handle: Differentiate </w:t>
+            </w:r>
+            <w:proofErr w:type="spellStart"/>
+            <w:r>
+              <w:rPr>
+                <w:rFonts w:ascii="Times New Roman" w:hAnsi="Times New Roman"/>
+                <w:sz w:val="24"/>
+              </w:rPr>
+              <w:t>SmartPantry</w:t>
+            </w:r>
+            <w:proofErr w:type="spellEnd"/>
+            <w:r>
+              <w:rPr>
+                <w:rFonts w:ascii="Times New Roman" w:hAnsi="Times New Roman"/>
+                <w:sz w:val="24"/>
+              </w:rPr>
+              <w:t xml:space="preserve"> by focusing on household inventory management rather than commercial food redistribution.</w:t>
             </w:r>
           </w:p>
           <w:p>
@@ -4472,12 +4579,21 @@
                 <w:sz w:val="24"/>
               </w:rPr>
             </w:pPr>
-            <w:r>
-              <w:rPr>
-                <w:rFonts w:ascii="Times New Roman" w:hAnsi="Times New Roman"/>
-                <w:sz w:val="24"/>
-              </w:rPr>
-              <w:t>SmartPantry’s donation feature relies on users actively posting food listings so low engagement reduces value</w:t>
+            <w:proofErr w:type="spellStart"/>
+            <w:r>
+              <w:rPr>
+                <w:rFonts w:ascii="Times New Roman" w:hAnsi="Times New Roman"/>
+                <w:sz w:val="24"/>
+              </w:rPr>
+              <w:t>SmartPantry’s</w:t>
+            </w:r>
+            <w:proofErr w:type="spellEnd"/>
+            <w:r>
+              <w:rPr>
+                <w:rFonts w:ascii="Times New Roman" w:hAnsi="Times New Roman"/>
+                <w:sz w:val="24"/>
+              </w:rPr>
+              <w:t xml:space="preserve"> donation feature relies on users actively posting food listings so low engagement reduces value</w:t>
             </w:r>
           </w:p>
         </w:tc>
@@ -5704,7 +5820,23 @@
                 <w:rFonts w:ascii="Times New Roman" w:hAnsi="Times New Roman"/>
                 <w:sz w:val="24"/>
               </w:rPr>
-              <w:t>Solution: Implement responsive design testing using Chrome DevTools across multiple browser viewports</w:t>
+              <w:t xml:space="preserve">Solution: Implement responsive design testing using Chrome </w:t>
+            </w:r>
+            <w:proofErr w:type="spellStart"/>
+            <w:r>
+              <w:rPr>
+                <w:rFonts w:ascii="Times New Roman" w:hAnsi="Times New Roman"/>
+                <w:sz w:val="24"/>
+              </w:rPr>
+              <w:t>DevTools</w:t>
+            </w:r>
+            <w:proofErr w:type="spellEnd"/>
+            <w:r>
+              <w:rPr>
+                <w:rFonts w:ascii="Times New Roman" w:hAnsi="Times New Roman"/>
+                <w:sz w:val="24"/>
+              </w:rPr>
+              <w:t xml:space="preserve"> across multiple browser viewports</w:t>
             </w:r>
           </w:p>
         </w:tc>
@@ -6031,7 +6163,23 @@
                 <w:rFonts w:ascii="Times New Roman" w:hAnsi="Times New Roman"/>
                 <w:sz w:val="24"/>
               </w:rPr>
-              <w:t xml:space="preserve">Handle: Insta and configure Django crs headers and use JWT tokens for secure API authentication </w:t>
+              <w:t xml:space="preserve">Handle: Insta and configure Django </w:t>
+            </w:r>
+            <w:proofErr w:type="spellStart"/>
+            <w:r>
+              <w:rPr>
+                <w:rFonts w:ascii="Times New Roman" w:hAnsi="Times New Roman"/>
+                <w:sz w:val="24"/>
+              </w:rPr>
+              <w:t>crs</w:t>
+            </w:r>
+            <w:proofErr w:type="spellEnd"/>
+            <w:r>
+              <w:rPr>
+                <w:rFonts w:ascii="Times New Roman" w:hAnsi="Times New Roman"/>
+                <w:sz w:val="24"/>
+              </w:rPr>
+              <w:t xml:space="preserve"> headers and use JWT tokens for secure API authentication </w:t>
             </w:r>
           </w:p>
           <w:p>
@@ -6241,12 +6389,53 @@
                 <w:sz w:val="24"/>
               </w:rPr>
             </w:pPr>
-            <w:r>
-              <w:rPr>
-                <w:rFonts w:ascii="Times New Roman" w:hAnsi="Times New Roman"/>
-                <w:sz w:val="24"/>
-              </w:rPr>
-              <w:t xml:space="preserve">SmartPantry requires multiple related tables like user, FoodItem, etc </w:t>
+            <w:proofErr w:type="spellStart"/>
+            <w:r>
+              <w:rPr>
+                <w:rFonts w:ascii="Times New Roman" w:hAnsi="Times New Roman"/>
+                <w:sz w:val="24"/>
+              </w:rPr>
+              <w:t>SmartPantry</w:t>
+            </w:r>
+            <w:proofErr w:type="spellEnd"/>
+            <w:r>
+              <w:rPr>
+                <w:rFonts w:ascii="Times New Roman" w:hAnsi="Times New Roman"/>
+                <w:sz w:val="24"/>
+              </w:rPr>
+              <w:t xml:space="preserve"> requires multiple related tables like user, </w:t>
+            </w:r>
+            <w:proofErr w:type="spellStart"/>
+            <w:r>
+              <w:rPr>
+                <w:rFonts w:ascii="Times New Roman" w:hAnsi="Times New Roman"/>
+                <w:sz w:val="24"/>
+              </w:rPr>
+              <w:t>FoodItem</w:t>
+            </w:r>
+            <w:proofErr w:type="spellEnd"/>
+            <w:r>
+              <w:rPr>
+                <w:rFonts w:ascii="Times New Roman" w:hAnsi="Times New Roman"/>
+                <w:sz w:val="24"/>
+              </w:rPr>
+              <w:t xml:space="preserve">, </w:t>
+            </w:r>
+            <w:proofErr w:type="spellStart"/>
+            <w:r>
+              <w:rPr>
+                <w:rFonts w:ascii="Times New Roman" w:hAnsi="Times New Roman"/>
+                <w:sz w:val="24"/>
+              </w:rPr>
+              <w:t>etc</w:t>
+            </w:r>
+            <w:proofErr w:type="spellEnd"/>
+            <w:r>
+              <w:rPr>
+                <w:rFonts w:ascii="Times New Roman" w:hAnsi="Times New Roman"/>
+                <w:sz w:val="24"/>
+              </w:rPr>
+              <w:t xml:space="preserve"> </w:t>
             </w:r>
             <w:r>
               <w:rPr>
@@ -6300,7 +6489,23 @@
                 <w:rFonts w:ascii="Times New Roman" w:hAnsi="Times New Roman"/>
                 <w:sz w:val="24"/>
               </w:rPr>
-              <w:t>Solution: Use pgAdmin to visually manage the PostgreSQL schema</w:t>
+              <w:t xml:space="preserve">Solution: Use </w:t>
+            </w:r>
+            <w:proofErr w:type="spellStart"/>
+            <w:r>
+              <w:rPr>
+                <w:rFonts w:ascii="Times New Roman" w:hAnsi="Times New Roman"/>
+                <w:sz w:val="24"/>
+              </w:rPr>
+              <w:t>pgAdmin</w:t>
+            </w:r>
+            <w:proofErr w:type="spellEnd"/>
+            <w:r>
+              <w:rPr>
+                <w:rFonts w:ascii="Times New Roman" w:hAnsi="Times New Roman"/>
+                <w:sz w:val="24"/>
+              </w:rPr>
+              <w:t xml:space="preserve"> to visually manage the PostgreSQL schema</w:t>
             </w:r>
           </w:p>
         </w:tc>
@@ -6976,7 +7181,23 @@
                 <w:rFonts w:ascii="Times New Roman" w:hAnsi="Times New Roman"/>
                 <w:sz w:val="24"/>
               </w:rPr>
-              <w:t>Complete both Black Box Testing and White Box Testing (pytest) before doing the final submission of the assignment.</w:t>
+              <w:t>Complete both Black Box Testing and White Box Testing (</w:t>
+            </w:r>
+            <w:proofErr w:type="spellStart"/>
+            <w:r>
+              <w:rPr>
+                <w:rFonts w:ascii="Times New Roman" w:hAnsi="Times New Roman"/>
+                <w:sz w:val="24"/>
+              </w:rPr>
+              <w:t>pytest</w:t>
+            </w:r>
+            <w:proofErr w:type="spellEnd"/>
+            <w:r>
+              <w:rPr>
+                <w:rFonts w:ascii="Times New Roman" w:hAnsi="Times New Roman"/>
+                <w:sz w:val="24"/>
+              </w:rPr>
+              <w:t>) before doing the final submission of the assignment.</w:t>
             </w:r>
           </w:p>
         </w:tc>
@@ -7243,7 +7464,21 @@
                 <w:rFonts w:ascii="Times New Roman" w:hAnsi="Times New Roman"/>
                 <w:sz w:val="24"/>
               </w:rPr>
-              <w:t>Iteration 1 (UC1-UC3): Week 8-10 (13 July- 25 July 2026) – Core features: User Registration, Food Inventory Management, Browse and Claim Donations.</w:t>
+              <w:t xml:space="preserve">Iteration 1 (UC1-UC3): Week 8-10 </w:t>
+            </w:r>
+            <w:r>
+              <w:rPr>
+                <w:rFonts w:ascii="Times New Roman" w:hAnsi="Times New Roman"/>
+                <w:sz w:val="24"/>
+              </w:rPr>
+              <w:t xml:space="preserve">with </w:t>
+            </w:r>
+            <w:r>
+              <w:rPr>
+                <w:rFonts w:ascii="Times New Roman" w:hAnsi="Times New Roman"/>
+                <w:sz w:val="24"/>
+              </w:rPr>
+              <w:t>Core features: User Registration, Food Inventory Management, Browse and Claim Donations.</w:t>
             </w:r>
           </w:p>
           <w:p>
@@ -7264,7 +7499,21 @@
                 <w:rFonts w:ascii="Times New Roman" w:hAnsi="Times New Roman"/>
                 <w:sz w:val="24"/>
               </w:rPr>
-              <w:t>Iteration 2 (UC4-UC6): Week 11-12 (27 July – 7 August 2026) – Advance Features Food Analytics, Notification’s, Weekly Meal Planner</w:t>
+              <w:t>Iteration 2 (UC4-UC6): Week 11-12</w:t>
+            </w:r>
+            <w:r>
+              <w:rPr>
+                <w:rFonts w:ascii="Times New Roman" w:hAnsi="Times New Roman"/>
+                <w:sz w:val="24"/>
+              </w:rPr>
+              <w:t xml:space="preserve"> with </w:t>
+            </w:r>
+            <w:r>
+              <w:rPr>
+                <w:rFonts w:ascii="Times New Roman" w:hAnsi="Times New Roman"/>
+                <w:sz w:val="24"/>
+              </w:rPr>
+              <w:t>Advance Features Food Analytics, Notification’s, Weekly Meal Planner</w:t>
             </w:r>
           </w:p>
           <w:p>
@@ -7369,7 +7618,21 @@
                 <w:rFonts w:ascii="Times New Roman" w:hAnsi="Times New Roman"/>
                 <w:sz w:val="24"/>
               </w:rPr>
-              <w:t>Notifications: Django Channels + WebSocket</w:t>
+              <w:t xml:space="preserve">Notifications: Django Channels </w:t>
+            </w:r>
+            <w:r>
+              <w:rPr>
+                <w:rFonts w:ascii="Times New Roman" w:hAnsi="Times New Roman"/>
+                <w:sz w:val="24"/>
+              </w:rPr>
+              <w:t>and</w:t>
+            </w:r>
+            <w:r>
+              <w:rPr>
+                <w:rFonts w:ascii="Times New Roman" w:hAnsi="Times New Roman"/>
+                <w:sz w:val="24"/>
+              </w:rPr>
+              <w:t xml:space="preserve"> WebSocket</w:t>
             </w:r>
           </w:p>
           <w:p>
@@ -7390,7 +7653,37 @@
                 <w:rFonts w:ascii="Times New Roman" w:hAnsi="Times New Roman"/>
                 <w:sz w:val="24"/>
               </w:rPr>
-              <w:t>Testing: Whitebox testing (pytest) + Blackbox testing (Selenium)</w:t>
+              <w:t>Testing: Whitebox testing (</w:t>
+            </w:r>
+            <w:proofErr w:type="spellStart"/>
+            <w:r>
+              <w:rPr>
+                <w:rFonts w:ascii="Times New Roman" w:hAnsi="Times New Roman"/>
+                <w:sz w:val="24"/>
+              </w:rPr>
+              <w:t>pytest</w:t>
+            </w:r>
+            <w:proofErr w:type="spellEnd"/>
+            <w:r>
+              <w:rPr>
+                <w:rFonts w:ascii="Times New Roman" w:hAnsi="Times New Roman"/>
+                <w:sz w:val="24"/>
+              </w:rPr>
+              <w:t xml:space="preserve">) </w:t>
+            </w:r>
+            <w:r>
+              <w:rPr>
+                <w:rFonts w:ascii="Times New Roman" w:hAnsi="Times New Roman"/>
+                <w:sz w:val="24"/>
+              </w:rPr>
+              <w:t>and</w:t>
+            </w:r>
+            <w:r>
+              <w:rPr>
+                <w:rFonts w:ascii="Times New Roman" w:hAnsi="Times New Roman"/>
+                <w:sz w:val="24"/>
+              </w:rPr>
+              <w:t xml:space="preserve"> Blackbox testing (Selenium)</w:t>
             </w:r>
           </w:p>
           <w:p>
@@ -8064,7 +8357,6 @@
           <w:p>
             <w:pPr>
               <w:spacing w:line="360" w:lineRule="auto"/>
-              <w:jc w:val="both"/>
               <w:rPr>
                 <w:rFonts w:ascii="Times New Roman" w:hAnsi="Times New Roman"/>
                 <w:sz w:val="24"/>
@@ -8082,8 +8374,24 @@
                 <w:rFonts w:ascii="Times New Roman" w:hAnsi="Times New Roman"/>
                 <w:sz w:val="24"/>
               </w:rPr>
-              <w:t>/ Ashish Gautam / Sudeep Lal Bajimata</w:t>
-            </w:r>
+              <w:t xml:space="preserve">/ Ashish Gautam / Sudeep Lal </w:t>
+            </w:r>
+            <w:proofErr w:type="spellStart"/>
+            <w:r>
+              <w:rPr>
+                <w:rFonts w:ascii="Times New Roman" w:hAnsi="Times New Roman"/>
+                <w:sz w:val="24"/>
+              </w:rPr>
+              <w:t>Bajima</w:t>
+            </w:r>
+            <w:r>
+              <w:rPr>
+                <w:rFonts w:ascii="Times New Roman" w:hAnsi="Times New Roman"/>
+                <w:sz w:val="24"/>
+              </w:rPr>
+              <w:t>ya</w:t>
+            </w:r>
+            <w:proofErr w:type="spellEnd"/>
           </w:p>
         </w:tc>
         <w:tc>
@@ -10746,7 +11054,23 @@
                 <w:rFonts w:ascii="Times New Roman" w:hAnsi="Times New Roman"/>
                 <w:sz w:val="24"/>
               </w:rPr>
-              <w:t xml:space="preserve">    White Box Testing (pytest)</w:t>
+              <w:t xml:space="preserve">    White Box Testing (</w:t>
+            </w:r>
+            <w:proofErr w:type="spellStart"/>
+            <w:r>
+              <w:rPr>
+                <w:rFonts w:ascii="Times New Roman" w:hAnsi="Times New Roman"/>
+                <w:sz w:val="24"/>
+              </w:rPr>
+              <w:t>pytest</w:t>
+            </w:r>
+            <w:proofErr w:type="spellEnd"/>
+            <w:r>
+              <w:rPr>
+                <w:rFonts w:ascii="Times New Roman" w:hAnsi="Times New Roman"/>
+                <w:sz w:val="24"/>
+              </w:rPr>
+              <w:t>)</w:t>
             </w:r>
           </w:p>
         </w:tc>
@@ -14372,7 +14696,23 @@
                 <w:rFonts w:ascii="Times New Roman" w:hAnsi="Times New Roman"/>
                 <w:sz w:val="24"/>
               </w:rPr>
-              <w:t>White Box testing (pytest)</w:t>
+              <w:t>White Box testing (</w:t>
+            </w:r>
+            <w:proofErr w:type="spellStart"/>
+            <w:r>
+              <w:rPr>
+                <w:rFonts w:ascii="Times New Roman" w:hAnsi="Times New Roman"/>
+                <w:sz w:val="24"/>
+              </w:rPr>
+              <w:t>pytest</w:t>
+            </w:r>
+            <w:proofErr w:type="spellEnd"/>
+            <w:r>
+              <w:rPr>
+                <w:rFonts w:ascii="Times New Roman" w:hAnsi="Times New Roman"/>
+                <w:sz w:val="24"/>
+              </w:rPr>
+              <w:t>)</w:t>
             </w:r>
           </w:p>
         </w:tc>
@@ -15619,7 +15959,27 @@
                 <w:szCs w:val="22"/>
                 <w14:ligatures w14:val="none"/>
               </w:rPr>
-              <w:t>Labor (hrs)</w:t>
+              <w:t>Labor (</w:t>
+            </w:r>
+            <w:proofErr w:type="spellStart"/>
+            <w:r>
+              <w:rPr>
+                <w:rFonts w:ascii="Times New Roman" w:eastAsia="Times New Roman" w:hAnsi="Times New Roman"/>
+                <w:kern w:val="0"/>
+                <w:szCs w:val="22"/>
+                <w14:ligatures w14:val="none"/>
+              </w:rPr>
+              <w:t>hrs</w:t>
+            </w:r>
+            <w:proofErr w:type="spellEnd"/>
+            <w:r>
+              <w:rPr>
+                <w:rFonts w:ascii="Times New Roman" w:eastAsia="Times New Roman" w:hAnsi="Times New Roman"/>
+                <w:kern w:val="0"/>
+                <w:szCs w:val="22"/>
+                <w14:ligatures w14:val="none"/>
+              </w:rPr>
+              <w:t>)</w:t>
             </w:r>
           </w:p>
         </w:tc>
@@ -15691,7 +16051,27 @@
                 <w:szCs w:val="22"/>
                 <w14:ligatures w14:val="none"/>
               </w:rPr>
-              <w:t>Labor (hrs)</w:t>
+              <w:t>Labor (</w:t>
+            </w:r>
+            <w:proofErr w:type="spellStart"/>
+            <w:r>
+              <w:rPr>
+                <w:rFonts w:ascii="Times New Roman" w:eastAsia="Times New Roman" w:hAnsi="Times New Roman"/>
+                <w:kern w:val="0"/>
+                <w:szCs w:val="22"/>
+                <w14:ligatures w14:val="none"/>
+              </w:rPr>
+              <w:t>hrs</w:t>
+            </w:r>
+            <w:proofErr w:type="spellEnd"/>
+            <w:r>
+              <w:rPr>
+                <w:rFonts w:ascii="Times New Roman" w:eastAsia="Times New Roman" w:hAnsi="Times New Roman"/>
+                <w:kern w:val="0"/>
+                <w:szCs w:val="22"/>
+                <w14:ligatures w14:val="none"/>
+              </w:rPr>
+              <w:t>)</w:t>
             </w:r>
           </w:p>
         </w:tc>
@@ -17414,15 +17794,27 @@
                 <w14:ligatures w14:val="none"/>
               </w:rPr>
             </w:pPr>
-            <w:r>
-              <w:rPr>
-                <w:rFonts w:ascii="Times New Roman" w:eastAsia="Times New Roman" w:hAnsi="Times New Roman"/>
-                <w:color w:val="000000"/>
-                <w:kern w:val="0"/>
-                <w:sz w:val="24"/>
-                <w14:ligatures w14:val="none"/>
-              </w:rPr>
-              <w:t>WorkBreakdown Structure (WBS)</w:t>
+            <w:proofErr w:type="spellStart"/>
+            <w:r>
+              <w:rPr>
+                <w:rFonts w:ascii="Times New Roman" w:eastAsia="Times New Roman" w:hAnsi="Times New Roman"/>
+                <w:color w:val="000000"/>
+                <w:kern w:val="0"/>
+                <w:sz w:val="24"/>
+                <w14:ligatures w14:val="none"/>
+              </w:rPr>
+              <w:t>WorkBreakdown</w:t>
+            </w:r>
+            <w:proofErr w:type="spellEnd"/>
+            <w:r>
+              <w:rPr>
+                <w:rFonts w:ascii="Times New Roman" w:eastAsia="Times New Roman" w:hAnsi="Times New Roman"/>
+                <w:color w:val="000000"/>
+                <w:kern w:val="0"/>
+                <w:sz w:val="24"/>
+                <w14:ligatures w14:val="none"/>
+              </w:rPr>
+              <w:t xml:space="preserve"> Structure (WBS)</w:t>
             </w:r>
           </w:p>
         </w:tc>
@@ -23631,7 +24023,29 @@
                 <w14:ligatures w14:val="none"/>
               </w:rPr>
               <w:lastRenderedPageBreak/>
-              <w:t>Testing (pytest)</w:t>
+              <w:t>Testing (</w:t>
+            </w:r>
+            <w:proofErr w:type="spellStart"/>
+            <w:r>
+              <w:rPr>
+                <w:rFonts w:ascii="Times New Roman" w:eastAsia="Times New Roman" w:hAnsi="Times New Roman"/>
+                <w:color w:val="000000"/>
+                <w:kern w:val="0"/>
+                <w:sz w:val="24"/>
+                <w14:ligatures w14:val="none"/>
+              </w:rPr>
+              <w:t>pytest</w:t>
+            </w:r>
+            <w:proofErr w:type="spellEnd"/>
+            <w:r>
+              <w:rPr>
+                <w:rFonts w:ascii="Times New Roman" w:eastAsia="Times New Roman" w:hAnsi="Times New Roman"/>
+                <w:color w:val="000000"/>
+                <w:kern w:val="0"/>
+                <w:sz w:val="24"/>
+                <w14:ligatures w14:val="none"/>
+              </w:rPr>
+              <w:t>)</w:t>
             </w:r>
           </w:p>
         </w:tc>
@@ -27245,8 +27659,17 @@
                 <w:rFonts w:ascii="Times New Roman" w:hAnsi="Times New Roman"/>
                 <w:sz w:val="24"/>
               </w:rPr>
-              <w:t xml:space="preserve"> / Ashish Gautam/ Sudeep Lal Bajimaya</w:t>
-            </w:r>
+              <w:t xml:space="preserve"> / Ashish Gautam/ Sudeep Lal </w:t>
+            </w:r>
+            <w:proofErr w:type="spellStart"/>
+            <w:r>
+              <w:rPr>
+                <w:rFonts w:ascii="Times New Roman" w:hAnsi="Times New Roman"/>
+                <w:sz w:val="24"/>
+              </w:rPr>
+              <w:t>Bajimaya</w:t>
+            </w:r>
+            <w:proofErr w:type="spellEnd"/>
           </w:p>
         </w:tc>
         <w:tc>
@@ -28554,7 +28977,23 @@
                 <w:rFonts w:ascii="Times New Roman" w:hAnsi="Times New Roman"/>
                 <w:sz w:val="24"/>
               </w:rPr>
-              <w:t>Clearly written,Timely presentation of all project management documentations and project assignment requirements.</w:t>
+              <w:t xml:space="preserve">Clearly </w:t>
+            </w:r>
+            <w:proofErr w:type="spellStart"/>
+            <w:r>
+              <w:rPr>
+                <w:rFonts w:ascii="Times New Roman" w:hAnsi="Times New Roman"/>
+                <w:sz w:val="24"/>
+              </w:rPr>
+              <w:t>written,Timely</w:t>
+            </w:r>
+            <w:proofErr w:type="spellEnd"/>
+            <w:r>
+              <w:rPr>
+                <w:rFonts w:ascii="Times New Roman" w:hAnsi="Times New Roman"/>
+                <w:sz w:val="24"/>
+              </w:rPr>
+              <w:t xml:space="preserve"> presentation of all project management documentations and project assignment requirements.</w:t>
             </w:r>
           </w:p>
         </w:tc>
@@ -28946,7 +29385,14 @@
                 <w:rFonts w:ascii="Times New Roman" w:hAnsi="Times New Roman"/>
                 <w:sz w:val="24"/>
               </w:rPr>
-              <w:t>category</w:t>
+              <w:t>C</w:t>
+            </w:r>
+            <w:r>
+              <w:rPr>
+                <w:rFonts w:ascii="Times New Roman" w:hAnsi="Times New Roman"/>
+                <w:sz w:val="24"/>
+              </w:rPr>
+              <w:t>ategory</w:t>
             </w:r>
           </w:p>
         </w:tc>
@@ -29683,7 +30129,7 @@
           </w:tcPr>
           <w:p>
             <w:pPr>
-              <w:spacing w:after="160" w:line="259" w:lineRule="auto"/>
+              <w:spacing w:line="259" w:lineRule="auto"/>
               <w:rPr>
                 <w:rFonts w:ascii="Times New Roman" w:hAnsi="Times New Roman"/>
                 <w:sz w:val="24"/>
@@ -29711,7 +30157,7 @@
           </w:tcPr>
           <w:p>
             <w:pPr>
-              <w:spacing w:after="160" w:line="259" w:lineRule="auto"/>
+              <w:spacing w:line="259" w:lineRule="auto"/>
               <w:rPr>
                 <w:rFonts w:ascii="Times New Roman" w:hAnsi="Times New Roman"/>
                 <w:sz w:val="24"/>
@@ -29741,7 +30187,7 @@
           </w:tcPr>
           <w:p>
             <w:pPr>
-              <w:spacing w:after="160" w:line="259" w:lineRule="auto"/>
+              <w:spacing w:line="259" w:lineRule="auto"/>
               <w:rPr>
                 <w:rFonts w:ascii="Times New Roman" w:hAnsi="Times New Roman"/>
                 <w:sz w:val="24"/>
@@ -29769,7 +30215,7 @@
           </w:tcPr>
           <w:p>
             <w:pPr>
-              <w:spacing w:after="160" w:line="259" w:lineRule="auto"/>
+              <w:spacing w:line="259" w:lineRule="auto"/>
               <w:rPr>
                 <w:rFonts w:ascii="Times New Roman" w:hAnsi="Times New Roman"/>
                 <w:sz w:val="24"/>
@@ -29799,7 +30245,7 @@
           </w:tcPr>
           <w:p>
             <w:pPr>
-              <w:spacing w:after="160" w:line="259" w:lineRule="auto"/>
+              <w:spacing w:line="259" w:lineRule="auto"/>
               <w:rPr>
                 <w:rFonts w:ascii="Times New Roman" w:hAnsi="Times New Roman"/>
                 <w:sz w:val="24"/>
@@ -29827,7 +30273,7 @@
           </w:tcPr>
           <w:p>
             <w:pPr>
-              <w:spacing w:after="160" w:line="259" w:lineRule="auto"/>
+              <w:spacing w:line="259" w:lineRule="auto"/>
               <w:rPr>
                 <w:rFonts w:ascii="Times New Roman" w:hAnsi="Times New Roman"/>
                 <w:sz w:val="24"/>
@@ -29857,7 +30303,7 @@
           </w:tcPr>
           <w:p>
             <w:pPr>
-              <w:spacing w:after="160" w:line="259" w:lineRule="auto"/>
+              <w:spacing w:line="259" w:lineRule="auto"/>
               <w:rPr>
                 <w:rFonts w:ascii="Times New Roman" w:hAnsi="Times New Roman"/>
                 <w:sz w:val="24"/>
@@ -29885,7 +30331,7 @@
           </w:tcPr>
           <w:p>
             <w:pPr>
-              <w:spacing w:after="160" w:line="259" w:lineRule="auto"/>
+              <w:spacing w:line="259" w:lineRule="auto"/>
               <w:rPr>
                 <w:rFonts w:ascii="Times New Roman" w:hAnsi="Times New Roman"/>
                 <w:sz w:val="24"/>
@@ -29915,7 +30361,7 @@
           </w:tcPr>
           <w:p>
             <w:pPr>
-              <w:spacing w:after="160" w:line="259" w:lineRule="auto"/>
+              <w:spacing w:line="259" w:lineRule="auto"/>
               <w:rPr>
                 <w:rFonts w:ascii="Times New Roman" w:hAnsi="Times New Roman"/>
                 <w:sz w:val="24"/>
@@ -29943,7 +30389,7 @@
           </w:tcPr>
           <w:p>
             <w:pPr>
-              <w:spacing w:after="160" w:line="259" w:lineRule="auto"/>
+              <w:spacing w:line="259" w:lineRule="auto"/>
               <w:rPr>
                 <w:rFonts w:ascii="Times New Roman" w:hAnsi="Times New Roman"/>
                 <w:sz w:val="24"/>
@@ -29973,7 +30419,7 @@
           </w:tcPr>
           <w:p>
             <w:pPr>
-              <w:spacing w:after="160" w:line="259" w:lineRule="auto"/>
+              <w:spacing w:line="259" w:lineRule="auto"/>
               <w:rPr>
                 <w:rFonts w:ascii="Times New Roman" w:hAnsi="Times New Roman"/>
                 <w:sz w:val="24"/>
@@ -30001,7 +30447,7 @@
           </w:tcPr>
           <w:p>
             <w:pPr>
-              <w:spacing w:after="160" w:line="259" w:lineRule="auto"/>
+              <w:spacing w:line="259" w:lineRule="auto"/>
               <w:rPr>
                 <w:rFonts w:ascii="Times New Roman" w:hAnsi="Times New Roman"/>
                 <w:sz w:val="24"/>
@@ -30031,7 +30477,7 @@
           </w:tcPr>
           <w:p>
             <w:pPr>
-              <w:spacing w:after="160" w:line="259" w:lineRule="auto"/>
+              <w:spacing w:line="259" w:lineRule="auto"/>
               <w:rPr>
                 <w:rFonts w:ascii="Times New Roman" w:hAnsi="Times New Roman"/>
                 <w:sz w:val="24"/>
@@ -30059,7 +30505,7 @@
           </w:tcPr>
           <w:p>
             <w:pPr>
-              <w:spacing w:after="160" w:line="259" w:lineRule="auto"/>
+              <w:spacing w:line="259" w:lineRule="auto"/>
               <w:rPr>
                 <w:rFonts w:ascii="Times New Roman" w:hAnsi="Times New Roman"/>
                 <w:sz w:val="24"/>
@@ -30089,18 +30535,17 @@
           </w:tcPr>
           <w:p>
             <w:pPr>
-              <w:spacing w:after="160" w:line="259" w:lineRule="auto"/>
-              <w:rPr>
-                <w:rFonts w:ascii="Times New Roman" w:hAnsi="Times New Roman"/>
-                <w:sz w:val="24"/>
-              </w:rPr>
-            </w:pPr>
-            <w:r>
-              <w:rPr>
-                <w:rFonts w:ascii="Times New Roman" w:hAnsi="Times New Roman"/>
-                <w:sz w:val="24"/>
-              </w:rPr>
-              <w:lastRenderedPageBreak/>
+              <w:spacing w:line="259" w:lineRule="auto"/>
+              <w:rPr>
+                <w:rFonts w:ascii="Times New Roman" w:hAnsi="Times New Roman"/>
+                <w:sz w:val="24"/>
+              </w:rPr>
+            </w:pPr>
+            <w:r>
+              <w:rPr>
+                <w:rFonts w:ascii="Times New Roman" w:hAnsi="Times New Roman"/>
+                <w:sz w:val="24"/>
+              </w:rPr>
               <w:t>Impact</w:t>
             </w:r>
           </w:p>
@@ -30118,6 +30563,70 @@
           </w:tcPr>
           <w:p>
             <w:pPr>
+              <w:spacing w:line="259" w:lineRule="auto"/>
+              <w:rPr>
+                <w:rFonts w:ascii="Times New Roman" w:hAnsi="Times New Roman"/>
+                <w:sz w:val="24"/>
+              </w:rPr>
+            </w:pPr>
+            <w:r>
+              <w:rPr>
+                <w:rFonts w:ascii="Times New Roman" w:hAnsi="Times New Roman"/>
+                <w:sz w:val="24"/>
+              </w:rPr>
+              <w:t>Very High</w:t>
+            </w:r>
+          </w:p>
+        </w:tc>
+      </w:tr>
+    </w:tbl>
+    <w:p>
+      <w:pPr>
+        <w:rPr>
+          <w:rFonts w:ascii="Times New Roman" w:hAnsi="Times New Roman"/>
+          <w:sz w:val="24"/>
+        </w:rPr>
+      </w:pPr>
+      <w:r>
+        <w:rPr>
+          <w:rFonts w:ascii="Times New Roman" w:hAnsi="Times New Roman"/>
+          <w:sz w:val="24"/>
+        </w:rPr>
+        <w:t xml:space="preserve"> </w:t>
+      </w:r>
+    </w:p>
+    <w:p>
+      <w:pPr>
+        <w:rPr>
+          <w:rFonts w:ascii="Times New Roman" w:hAnsi="Times New Roman"/>
+          <w:sz w:val="24"/>
+        </w:rPr>
+      </w:pPr>
+    </w:p>
+    <w:tbl>
+      <w:tblPr>
+        <w:tblStyle w:val="TableGrid"/>
+        <w:tblW w:w="0" w:type="auto"/>
+        <w:tblLook w:val="04A0" w:firstRow="1" w:lastRow="0" w:firstColumn="1" w:lastColumn="0" w:noHBand="0" w:noVBand="1"/>
+      </w:tblPr>
+      <w:tblGrid>
+        <w:gridCol w:w="1686"/>
+        <w:gridCol w:w="7330"/>
+      </w:tblGrid>
+      <w:tr>
+        <w:tc>
+          <w:tcPr>
+            <w:tcW w:w="1705" w:type="dxa"/>
+            <w:tcBorders>
+              <w:top w:val="single" w:sz="4" w:space="0" w:color="auto"/>
+              <w:left w:val="single" w:sz="4" w:space="0" w:color="auto"/>
+              <w:bottom w:val="single" w:sz="4" w:space="0" w:color="auto"/>
+              <w:right w:val="single" w:sz="4" w:space="0" w:color="auto"/>
+            </w:tcBorders>
+            <w:hideMark/>
+          </w:tcPr>
+          <w:p>
+            <w:pPr>
               <w:spacing w:after="160" w:line="259" w:lineRule="auto"/>
               <w:rPr>
                 <w:rFonts w:ascii="Times New Roman" w:hAnsi="Times New Roman"/>
@@ -30129,7 +30638,1422 @@
                 <w:rFonts w:ascii="Times New Roman" w:hAnsi="Times New Roman"/>
                 <w:sz w:val="24"/>
               </w:rPr>
-              <w:t>Very High</w:t>
+              <w:lastRenderedPageBreak/>
+              <w:t>No</w:t>
+            </w:r>
+          </w:p>
+        </w:tc>
+        <w:tc>
+          <w:tcPr>
+            <w:tcW w:w="7645" w:type="dxa"/>
+            <w:tcBorders>
+              <w:top w:val="single" w:sz="4" w:space="0" w:color="auto"/>
+              <w:left w:val="nil"/>
+              <w:bottom w:val="single" w:sz="4" w:space="0" w:color="auto"/>
+              <w:right w:val="single" w:sz="4" w:space="0" w:color="auto"/>
+            </w:tcBorders>
+            <w:hideMark/>
+          </w:tcPr>
+          <w:p>
+            <w:pPr>
+              <w:spacing w:after="160" w:line="259" w:lineRule="auto"/>
+              <w:rPr>
+                <w:rFonts w:ascii="Times New Roman" w:hAnsi="Times New Roman"/>
+                <w:sz w:val="24"/>
+              </w:rPr>
+            </w:pPr>
+            <w:r>
+              <w:rPr>
+                <w:rFonts w:ascii="Times New Roman" w:hAnsi="Times New Roman"/>
+                <w:sz w:val="24"/>
+              </w:rPr>
+              <w:t>4</w:t>
+            </w:r>
+          </w:p>
+        </w:tc>
+      </w:tr>
+      <w:tr>
+        <w:tc>
+          <w:tcPr>
+            <w:tcW w:w="1705" w:type="dxa"/>
+            <w:tcBorders>
+              <w:top w:val="single" w:sz="4" w:space="0" w:color="auto"/>
+              <w:left w:val="single" w:sz="4" w:space="0" w:color="auto"/>
+              <w:bottom w:val="single" w:sz="4" w:space="0" w:color="auto"/>
+              <w:right w:val="single" w:sz="4" w:space="0" w:color="auto"/>
+            </w:tcBorders>
+            <w:hideMark/>
+          </w:tcPr>
+          <w:p>
+            <w:pPr>
+              <w:spacing w:after="160" w:line="259" w:lineRule="auto"/>
+              <w:rPr>
+                <w:rFonts w:ascii="Times New Roman" w:hAnsi="Times New Roman"/>
+                <w:sz w:val="24"/>
+              </w:rPr>
+            </w:pPr>
+            <w:r>
+              <w:rPr>
+                <w:rFonts w:ascii="Times New Roman" w:hAnsi="Times New Roman"/>
+                <w:sz w:val="24"/>
+              </w:rPr>
+              <w:t>Rank</w:t>
+            </w:r>
+          </w:p>
+        </w:tc>
+        <w:tc>
+          <w:tcPr>
+            <w:tcW w:w="7645" w:type="dxa"/>
+            <w:tcBorders>
+              <w:top w:val="single" w:sz="4" w:space="0" w:color="auto"/>
+              <w:left w:val="nil"/>
+              <w:bottom w:val="single" w:sz="4" w:space="0" w:color="auto"/>
+              <w:right w:val="single" w:sz="4" w:space="0" w:color="auto"/>
+            </w:tcBorders>
+            <w:hideMark/>
+          </w:tcPr>
+          <w:p>
+            <w:pPr>
+              <w:spacing w:after="160" w:line="259" w:lineRule="auto"/>
+              <w:rPr>
+                <w:rFonts w:ascii="Times New Roman" w:hAnsi="Times New Roman"/>
+                <w:sz w:val="24"/>
+              </w:rPr>
+            </w:pPr>
+            <w:r>
+              <w:rPr>
+                <w:rFonts w:ascii="Times New Roman" w:hAnsi="Times New Roman"/>
+                <w:sz w:val="24"/>
+              </w:rPr>
+              <w:t>Four</w:t>
+            </w:r>
+          </w:p>
+        </w:tc>
+      </w:tr>
+      <w:tr>
+        <w:tc>
+          <w:tcPr>
+            <w:tcW w:w="1705" w:type="dxa"/>
+            <w:tcBorders>
+              <w:top w:val="single" w:sz="4" w:space="0" w:color="auto"/>
+              <w:left w:val="single" w:sz="4" w:space="0" w:color="auto"/>
+              <w:bottom w:val="single" w:sz="4" w:space="0" w:color="auto"/>
+              <w:right w:val="single" w:sz="4" w:space="0" w:color="auto"/>
+            </w:tcBorders>
+            <w:hideMark/>
+          </w:tcPr>
+          <w:p>
+            <w:pPr>
+              <w:spacing w:after="160" w:line="259" w:lineRule="auto"/>
+              <w:rPr>
+                <w:rFonts w:ascii="Times New Roman" w:hAnsi="Times New Roman"/>
+                <w:sz w:val="24"/>
+              </w:rPr>
+            </w:pPr>
+            <w:r>
+              <w:rPr>
+                <w:rFonts w:ascii="Times New Roman" w:hAnsi="Times New Roman"/>
+                <w:sz w:val="24"/>
+              </w:rPr>
+              <w:t>Risk Name</w:t>
+            </w:r>
+          </w:p>
+        </w:tc>
+        <w:tc>
+          <w:tcPr>
+            <w:tcW w:w="7645" w:type="dxa"/>
+            <w:tcBorders>
+              <w:top w:val="single" w:sz="4" w:space="0" w:color="auto"/>
+              <w:left w:val="nil"/>
+              <w:bottom w:val="single" w:sz="4" w:space="0" w:color="auto"/>
+              <w:right w:val="single" w:sz="4" w:space="0" w:color="auto"/>
+            </w:tcBorders>
+            <w:hideMark/>
+          </w:tcPr>
+          <w:p>
+            <w:pPr>
+              <w:spacing w:after="160" w:line="259" w:lineRule="auto"/>
+              <w:rPr>
+                <w:rFonts w:ascii="Times New Roman" w:hAnsi="Times New Roman"/>
+                <w:sz w:val="24"/>
+              </w:rPr>
+            </w:pPr>
+            <w:r>
+              <w:rPr>
+                <w:rFonts w:ascii="Times New Roman" w:hAnsi="Times New Roman"/>
+                <w:sz w:val="24"/>
+              </w:rPr>
+              <w:t>Team Member Unavailability</w:t>
+            </w:r>
+          </w:p>
+        </w:tc>
+      </w:tr>
+      <w:tr>
+        <w:tc>
+          <w:tcPr>
+            <w:tcW w:w="1705" w:type="dxa"/>
+            <w:tcBorders>
+              <w:top w:val="single" w:sz="4" w:space="0" w:color="auto"/>
+              <w:left w:val="single" w:sz="4" w:space="0" w:color="auto"/>
+              <w:bottom w:val="single" w:sz="4" w:space="0" w:color="auto"/>
+              <w:right w:val="single" w:sz="4" w:space="0" w:color="auto"/>
+            </w:tcBorders>
+            <w:hideMark/>
+          </w:tcPr>
+          <w:p>
+            <w:pPr>
+              <w:spacing w:after="160" w:line="259" w:lineRule="auto"/>
+              <w:rPr>
+                <w:rFonts w:ascii="Times New Roman" w:hAnsi="Times New Roman"/>
+                <w:sz w:val="24"/>
+              </w:rPr>
+            </w:pPr>
+            <w:r>
+              <w:rPr>
+                <w:rFonts w:ascii="Times New Roman" w:hAnsi="Times New Roman"/>
+                <w:sz w:val="24"/>
+              </w:rPr>
+              <w:t>Description</w:t>
+            </w:r>
+          </w:p>
+        </w:tc>
+        <w:tc>
+          <w:tcPr>
+            <w:tcW w:w="7645" w:type="dxa"/>
+            <w:tcBorders>
+              <w:top w:val="single" w:sz="4" w:space="0" w:color="auto"/>
+              <w:left w:val="nil"/>
+              <w:bottom w:val="single" w:sz="4" w:space="0" w:color="auto"/>
+              <w:right w:val="single" w:sz="4" w:space="0" w:color="auto"/>
+            </w:tcBorders>
+            <w:hideMark/>
+          </w:tcPr>
+          <w:p>
+            <w:pPr>
+              <w:spacing w:after="160" w:line="259" w:lineRule="auto"/>
+              <w:rPr>
+                <w:rFonts w:ascii="Times New Roman" w:hAnsi="Times New Roman"/>
+                <w:sz w:val="24"/>
+              </w:rPr>
+            </w:pPr>
+            <w:r>
+              <w:rPr>
+                <w:rFonts w:ascii="Times New Roman" w:hAnsi="Times New Roman"/>
+                <w:sz w:val="24"/>
+              </w:rPr>
+              <w:t>They may not have a lot of time as they are tacking exam or doing coursework.</w:t>
+            </w:r>
+          </w:p>
+        </w:tc>
+      </w:tr>
+      <w:tr>
+        <w:tc>
+          <w:tcPr>
+            <w:tcW w:w="1705" w:type="dxa"/>
+            <w:tcBorders>
+              <w:top w:val="single" w:sz="4" w:space="0" w:color="auto"/>
+              <w:left w:val="single" w:sz="4" w:space="0" w:color="auto"/>
+              <w:bottom w:val="single" w:sz="4" w:space="0" w:color="auto"/>
+              <w:right w:val="single" w:sz="4" w:space="0" w:color="auto"/>
+            </w:tcBorders>
+            <w:hideMark/>
+          </w:tcPr>
+          <w:p>
+            <w:pPr>
+              <w:spacing w:after="160" w:line="259" w:lineRule="auto"/>
+              <w:rPr>
+                <w:rFonts w:ascii="Times New Roman" w:hAnsi="Times New Roman"/>
+                <w:sz w:val="24"/>
+              </w:rPr>
+            </w:pPr>
+            <w:r>
+              <w:rPr>
+                <w:rFonts w:ascii="Times New Roman" w:hAnsi="Times New Roman"/>
+                <w:sz w:val="24"/>
+              </w:rPr>
+              <w:t>category</w:t>
+            </w:r>
+          </w:p>
+        </w:tc>
+        <w:tc>
+          <w:tcPr>
+            <w:tcW w:w="7645" w:type="dxa"/>
+            <w:tcBorders>
+              <w:top w:val="single" w:sz="4" w:space="0" w:color="auto"/>
+              <w:left w:val="nil"/>
+              <w:bottom w:val="single" w:sz="4" w:space="0" w:color="auto"/>
+              <w:right w:val="single" w:sz="4" w:space="0" w:color="auto"/>
+            </w:tcBorders>
+            <w:hideMark/>
+          </w:tcPr>
+          <w:p>
+            <w:pPr>
+              <w:spacing w:after="160" w:line="259" w:lineRule="auto"/>
+              <w:rPr>
+                <w:rFonts w:ascii="Times New Roman" w:hAnsi="Times New Roman"/>
+                <w:sz w:val="24"/>
+              </w:rPr>
+            </w:pPr>
+            <w:r>
+              <w:rPr>
+                <w:rFonts w:ascii="Times New Roman" w:hAnsi="Times New Roman"/>
+                <w:sz w:val="24"/>
+              </w:rPr>
+              <w:t>People (Negative)</w:t>
+            </w:r>
+          </w:p>
+        </w:tc>
+      </w:tr>
+      <w:tr>
+        <w:tc>
+          <w:tcPr>
+            <w:tcW w:w="1705" w:type="dxa"/>
+            <w:tcBorders>
+              <w:top w:val="single" w:sz="4" w:space="0" w:color="auto"/>
+              <w:left w:val="single" w:sz="4" w:space="0" w:color="auto"/>
+              <w:bottom w:val="single" w:sz="4" w:space="0" w:color="auto"/>
+              <w:right w:val="single" w:sz="4" w:space="0" w:color="auto"/>
+            </w:tcBorders>
+            <w:hideMark/>
+          </w:tcPr>
+          <w:p>
+            <w:pPr>
+              <w:spacing w:after="160" w:line="259" w:lineRule="auto"/>
+              <w:rPr>
+                <w:rFonts w:ascii="Times New Roman" w:hAnsi="Times New Roman"/>
+                <w:sz w:val="24"/>
+              </w:rPr>
+            </w:pPr>
+            <w:r>
+              <w:rPr>
+                <w:rFonts w:ascii="Times New Roman" w:hAnsi="Times New Roman"/>
+                <w:sz w:val="24"/>
+              </w:rPr>
+              <w:t>Risk Response Strategy</w:t>
+            </w:r>
+          </w:p>
+        </w:tc>
+        <w:tc>
+          <w:tcPr>
+            <w:tcW w:w="7645" w:type="dxa"/>
+            <w:tcBorders>
+              <w:top w:val="single" w:sz="4" w:space="0" w:color="auto"/>
+              <w:left w:val="nil"/>
+              <w:bottom w:val="single" w:sz="4" w:space="0" w:color="auto"/>
+              <w:right w:val="single" w:sz="4" w:space="0" w:color="auto"/>
+            </w:tcBorders>
+            <w:hideMark/>
+          </w:tcPr>
+          <w:p>
+            <w:pPr>
+              <w:spacing w:after="160" w:line="259" w:lineRule="auto"/>
+              <w:rPr>
+                <w:rFonts w:ascii="Times New Roman" w:hAnsi="Times New Roman"/>
+                <w:sz w:val="24"/>
+              </w:rPr>
+            </w:pPr>
+            <w:r>
+              <w:rPr>
+                <w:rFonts w:ascii="Times New Roman" w:hAnsi="Times New Roman"/>
+                <w:sz w:val="24"/>
+              </w:rPr>
+              <w:t>Record and share responsibilities for work regularly.</w:t>
+            </w:r>
+          </w:p>
+        </w:tc>
+      </w:tr>
+      <w:tr>
+        <w:tc>
+          <w:tcPr>
+            <w:tcW w:w="1705" w:type="dxa"/>
+            <w:tcBorders>
+              <w:top w:val="single" w:sz="4" w:space="0" w:color="auto"/>
+              <w:left w:val="single" w:sz="4" w:space="0" w:color="auto"/>
+              <w:bottom w:val="single" w:sz="4" w:space="0" w:color="auto"/>
+              <w:right w:val="single" w:sz="4" w:space="0" w:color="auto"/>
+            </w:tcBorders>
+            <w:hideMark/>
+          </w:tcPr>
+          <w:p>
+            <w:pPr>
+              <w:spacing w:after="160" w:line="259" w:lineRule="auto"/>
+              <w:rPr>
+                <w:rFonts w:ascii="Times New Roman" w:hAnsi="Times New Roman"/>
+                <w:sz w:val="24"/>
+              </w:rPr>
+            </w:pPr>
+            <w:r>
+              <w:rPr>
+                <w:rFonts w:ascii="Times New Roman" w:hAnsi="Times New Roman"/>
+                <w:sz w:val="24"/>
+              </w:rPr>
+              <w:t>Probability</w:t>
+            </w:r>
+          </w:p>
+        </w:tc>
+        <w:tc>
+          <w:tcPr>
+            <w:tcW w:w="7645" w:type="dxa"/>
+            <w:tcBorders>
+              <w:top w:val="single" w:sz="4" w:space="0" w:color="auto"/>
+              <w:left w:val="nil"/>
+              <w:bottom w:val="single" w:sz="4" w:space="0" w:color="auto"/>
+              <w:right w:val="single" w:sz="4" w:space="0" w:color="auto"/>
+            </w:tcBorders>
+            <w:hideMark/>
+          </w:tcPr>
+          <w:p>
+            <w:pPr>
+              <w:spacing w:after="160" w:line="259" w:lineRule="auto"/>
+              <w:rPr>
+                <w:rFonts w:ascii="Times New Roman" w:hAnsi="Times New Roman"/>
+                <w:sz w:val="24"/>
+              </w:rPr>
+            </w:pPr>
+            <w:r>
+              <w:rPr>
+                <w:rFonts w:ascii="Times New Roman" w:hAnsi="Times New Roman"/>
+                <w:sz w:val="24"/>
+              </w:rPr>
+              <w:t>Medium</w:t>
+            </w:r>
+          </w:p>
+        </w:tc>
+      </w:tr>
+      <w:tr>
+        <w:tc>
+          <w:tcPr>
+            <w:tcW w:w="1705" w:type="dxa"/>
+            <w:tcBorders>
+              <w:top w:val="single" w:sz="4" w:space="0" w:color="auto"/>
+              <w:left w:val="single" w:sz="4" w:space="0" w:color="auto"/>
+              <w:bottom w:val="single" w:sz="4" w:space="0" w:color="auto"/>
+              <w:right w:val="single" w:sz="4" w:space="0" w:color="auto"/>
+            </w:tcBorders>
+            <w:hideMark/>
+          </w:tcPr>
+          <w:p>
+            <w:pPr>
+              <w:spacing w:after="160" w:line="259" w:lineRule="auto"/>
+              <w:rPr>
+                <w:rFonts w:ascii="Times New Roman" w:hAnsi="Times New Roman"/>
+                <w:sz w:val="24"/>
+              </w:rPr>
+            </w:pPr>
+            <w:r>
+              <w:rPr>
+                <w:rFonts w:ascii="Times New Roman" w:hAnsi="Times New Roman"/>
+                <w:sz w:val="24"/>
+              </w:rPr>
+              <w:t>Impact</w:t>
+            </w:r>
+          </w:p>
+        </w:tc>
+        <w:tc>
+          <w:tcPr>
+            <w:tcW w:w="7645" w:type="dxa"/>
+            <w:tcBorders>
+              <w:top w:val="single" w:sz="4" w:space="0" w:color="auto"/>
+              <w:left w:val="nil"/>
+              <w:bottom w:val="single" w:sz="4" w:space="0" w:color="auto"/>
+              <w:right w:val="single" w:sz="4" w:space="0" w:color="auto"/>
+            </w:tcBorders>
+            <w:hideMark/>
+          </w:tcPr>
+          <w:p>
+            <w:pPr>
+              <w:spacing w:after="160" w:line="259" w:lineRule="auto"/>
+              <w:rPr>
+                <w:rFonts w:ascii="Times New Roman" w:hAnsi="Times New Roman"/>
+                <w:sz w:val="24"/>
+              </w:rPr>
+            </w:pPr>
+            <w:r>
+              <w:rPr>
+                <w:rFonts w:ascii="Times New Roman" w:hAnsi="Times New Roman"/>
+                <w:sz w:val="24"/>
+              </w:rPr>
+              <w:t>Medium</w:t>
+            </w:r>
+          </w:p>
+        </w:tc>
+      </w:tr>
+    </w:tbl>
+    <w:p>
+      <w:pPr>
+        <w:rPr>
+          <w:rFonts w:ascii="Times New Roman" w:hAnsi="Times New Roman"/>
+          <w:sz w:val="24"/>
+        </w:rPr>
+      </w:pPr>
+      <w:r>
+        <w:rPr>
+          <w:rFonts w:ascii="Times New Roman" w:hAnsi="Times New Roman"/>
+          <w:sz w:val="24"/>
+        </w:rPr>
+        <w:t xml:space="preserve"> </w:t>
+      </w:r>
+    </w:p>
+    <w:tbl>
+      <w:tblPr>
+        <w:tblStyle w:val="TableGrid"/>
+        <w:tblW w:w="0" w:type="auto"/>
+        <w:tblLook w:val="04A0" w:firstRow="1" w:lastRow="0" w:firstColumn="1" w:lastColumn="0" w:noHBand="0" w:noVBand="1"/>
+      </w:tblPr>
+      <w:tblGrid>
+        <w:gridCol w:w="1687"/>
+        <w:gridCol w:w="7329"/>
+      </w:tblGrid>
+      <w:tr>
+        <w:tc>
+          <w:tcPr>
+            <w:tcW w:w="1705" w:type="dxa"/>
+            <w:tcBorders>
+              <w:top w:val="single" w:sz="4" w:space="0" w:color="auto"/>
+              <w:left w:val="single" w:sz="4" w:space="0" w:color="auto"/>
+              <w:bottom w:val="single" w:sz="4" w:space="0" w:color="auto"/>
+              <w:right w:val="single" w:sz="4" w:space="0" w:color="auto"/>
+            </w:tcBorders>
+            <w:hideMark/>
+          </w:tcPr>
+          <w:p>
+            <w:pPr>
+              <w:spacing w:after="160" w:line="259" w:lineRule="auto"/>
+              <w:rPr>
+                <w:rFonts w:ascii="Times New Roman" w:hAnsi="Times New Roman"/>
+                <w:sz w:val="24"/>
+              </w:rPr>
+            </w:pPr>
+            <w:r>
+              <w:rPr>
+                <w:rFonts w:ascii="Times New Roman" w:hAnsi="Times New Roman"/>
+                <w:sz w:val="24"/>
+              </w:rPr>
+              <w:t>No</w:t>
+            </w:r>
+          </w:p>
+        </w:tc>
+        <w:tc>
+          <w:tcPr>
+            <w:tcW w:w="7645" w:type="dxa"/>
+            <w:tcBorders>
+              <w:top w:val="single" w:sz="4" w:space="0" w:color="auto"/>
+              <w:left w:val="nil"/>
+              <w:bottom w:val="single" w:sz="4" w:space="0" w:color="auto"/>
+              <w:right w:val="single" w:sz="4" w:space="0" w:color="auto"/>
+            </w:tcBorders>
+            <w:hideMark/>
+          </w:tcPr>
+          <w:p>
+            <w:pPr>
+              <w:spacing w:after="160" w:line="259" w:lineRule="auto"/>
+              <w:rPr>
+                <w:rFonts w:ascii="Times New Roman" w:hAnsi="Times New Roman"/>
+                <w:sz w:val="24"/>
+              </w:rPr>
+            </w:pPr>
+            <w:r>
+              <w:rPr>
+                <w:rFonts w:ascii="Times New Roman" w:hAnsi="Times New Roman"/>
+                <w:sz w:val="24"/>
+              </w:rPr>
+              <w:t>5</w:t>
+            </w:r>
+          </w:p>
+        </w:tc>
+      </w:tr>
+      <w:tr>
+        <w:tc>
+          <w:tcPr>
+            <w:tcW w:w="1705" w:type="dxa"/>
+            <w:tcBorders>
+              <w:top w:val="single" w:sz="4" w:space="0" w:color="auto"/>
+              <w:left w:val="single" w:sz="4" w:space="0" w:color="auto"/>
+              <w:bottom w:val="single" w:sz="4" w:space="0" w:color="auto"/>
+              <w:right w:val="single" w:sz="4" w:space="0" w:color="auto"/>
+            </w:tcBorders>
+            <w:hideMark/>
+          </w:tcPr>
+          <w:p>
+            <w:pPr>
+              <w:spacing w:after="160" w:line="259" w:lineRule="auto"/>
+              <w:rPr>
+                <w:rFonts w:ascii="Times New Roman" w:hAnsi="Times New Roman"/>
+                <w:sz w:val="24"/>
+              </w:rPr>
+            </w:pPr>
+            <w:r>
+              <w:rPr>
+                <w:rFonts w:ascii="Times New Roman" w:hAnsi="Times New Roman"/>
+                <w:sz w:val="24"/>
+              </w:rPr>
+              <w:t>Rank</w:t>
+            </w:r>
+          </w:p>
+        </w:tc>
+        <w:tc>
+          <w:tcPr>
+            <w:tcW w:w="7645" w:type="dxa"/>
+            <w:tcBorders>
+              <w:top w:val="single" w:sz="4" w:space="0" w:color="auto"/>
+              <w:left w:val="nil"/>
+              <w:bottom w:val="single" w:sz="4" w:space="0" w:color="auto"/>
+              <w:right w:val="single" w:sz="4" w:space="0" w:color="auto"/>
+            </w:tcBorders>
+            <w:hideMark/>
+          </w:tcPr>
+          <w:p>
+            <w:pPr>
+              <w:spacing w:after="160" w:line="259" w:lineRule="auto"/>
+              <w:rPr>
+                <w:rFonts w:ascii="Times New Roman" w:hAnsi="Times New Roman"/>
+                <w:sz w:val="24"/>
+              </w:rPr>
+            </w:pPr>
+            <w:r>
+              <w:rPr>
+                <w:rFonts w:ascii="Times New Roman" w:hAnsi="Times New Roman"/>
+                <w:sz w:val="24"/>
+              </w:rPr>
+              <w:t>Five</w:t>
+            </w:r>
+          </w:p>
+        </w:tc>
+      </w:tr>
+      <w:tr>
+        <w:tc>
+          <w:tcPr>
+            <w:tcW w:w="1705" w:type="dxa"/>
+            <w:tcBorders>
+              <w:top w:val="single" w:sz="4" w:space="0" w:color="auto"/>
+              <w:left w:val="single" w:sz="4" w:space="0" w:color="auto"/>
+              <w:bottom w:val="single" w:sz="4" w:space="0" w:color="auto"/>
+              <w:right w:val="single" w:sz="4" w:space="0" w:color="auto"/>
+            </w:tcBorders>
+            <w:hideMark/>
+          </w:tcPr>
+          <w:p>
+            <w:pPr>
+              <w:spacing w:after="160" w:line="259" w:lineRule="auto"/>
+              <w:rPr>
+                <w:rFonts w:ascii="Times New Roman" w:hAnsi="Times New Roman"/>
+                <w:sz w:val="24"/>
+              </w:rPr>
+            </w:pPr>
+            <w:r>
+              <w:rPr>
+                <w:rFonts w:ascii="Times New Roman" w:hAnsi="Times New Roman"/>
+                <w:sz w:val="24"/>
+              </w:rPr>
+              <w:t>Risk Name</w:t>
+            </w:r>
+          </w:p>
+        </w:tc>
+        <w:tc>
+          <w:tcPr>
+            <w:tcW w:w="7645" w:type="dxa"/>
+            <w:tcBorders>
+              <w:top w:val="single" w:sz="4" w:space="0" w:color="auto"/>
+              <w:left w:val="nil"/>
+              <w:bottom w:val="single" w:sz="4" w:space="0" w:color="auto"/>
+              <w:right w:val="single" w:sz="4" w:space="0" w:color="auto"/>
+            </w:tcBorders>
+            <w:hideMark/>
+          </w:tcPr>
+          <w:p>
+            <w:pPr>
+              <w:spacing w:after="160" w:line="259" w:lineRule="auto"/>
+              <w:rPr>
+                <w:rFonts w:ascii="Times New Roman" w:hAnsi="Times New Roman"/>
+                <w:sz w:val="24"/>
+              </w:rPr>
+            </w:pPr>
+            <w:r>
+              <w:rPr>
+                <w:rFonts w:ascii="Times New Roman" w:hAnsi="Times New Roman"/>
+                <w:sz w:val="24"/>
+              </w:rPr>
+              <w:t>Budget Overrun</w:t>
+            </w:r>
+          </w:p>
+        </w:tc>
+      </w:tr>
+      <w:tr>
+        <w:tc>
+          <w:tcPr>
+            <w:tcW w:w="1705" w:type="dxa"/>
+            <w:tcBorders>
+              <w:top w:val="single" w:sz="4" w:space="0" w:color="auto"/>
+              <w:left w:val="single" w:sz="4" w:space="0" w:color="auto"/>
+              <w:bottom w:val="single" w:sz="4" w:space="0" w:color="auto"/>
+              <w:right w:val="single" w:sz="4" w:space="0" w:color="auto"/>
+            </w:tcBorders>
+            <w:hideMark/>
+          </w:tcPr>
+          <w:p>
+            <w:pPr>
+              <w:spacing w:after="160" w:line="259" w:lineRule="auto"/>
+              <w:rPr>
+                <w:rFonts w:ascii="Times New Roman" w:hAnsi="Times New Roman"/>
+                <w:sz w:val="24"/>
+              </w:rPr>
+            </w:pPr>
+            <w:r>
+              <w:rPr>
+                <w:rFonts w:ascii="Times New Roman" w:hAnsi="Times New Roman"/>
+                <w:sz w:val="24"/>
+              </w:rPr>
+              <w:t>Description</w:t>
+            </w:r>
+          </w:p>
+        </w:tc>
+        <w:tc>
+          <w:tcPr>
+            <w:tcW w:w="7645" w:type="dxa"/>
+            <w:tcBorders>
+              <w:top w:val="single" w:sz="4" w:space="0" w:color="auto"/>
+              <w:left w:val="nil"/>
+              <w:bottom w:val="single" w:sz="4" w:space="0" w:color="auto"/>
+              <w:right w:val="single" w:sz="4" w:space="0" w:color="auto"/>
+            </w:tcBorders>
+            <w:hideMark/>
+          </w:tcPr>
+          <w:p>
+            <w:pPr>
+              <w:spacing w:after="160" w:line="259" w:lineRule="auto"/>
+              <w:rPr>
+                <w:rFonts w:ascii="Times New Roman" w:hAnsi="Times New Roman"/>
+                <w:sz w:val="24"/>
+              </w:rPr>
+            </w:pPr>
+            <w:r>
+              <w:rPr>
+                <w:rFonts w:ascii="Times New Roman" w:hAnsi="Times New Roman"/>
+                <w:sz w:val="24"/>
+              </w:rPr>
+              <w:t>Project costs can be over budget estimate</w:t>
+            </w:r>
+          </w:p>
+        </w:tc>
+      </w:tr>
+      <w:tr>
+        <w:tc>
+          <w:tcPr>
+            <w:tcW w:w="1705" w:type="dxa"/>
+            <w:tcBorders>
+              <w:top w:val="single" w:sz="4" w:space="0" w:color="auto"/>
+              <w:left w:val="single" w:sz="4" w:space="0" w:color="auto"/>
+              <w:bottom w:val="single" w:sz="4" w:space="0" w:color="auto"/>
+              <w:right w:val="single" w:sz="4" w:space="0" w:color="auto"/>
+            </w:tcBorders>
+            <w:hideMark/>
+          </w:tcPr>
+          <w:p>
+            <w:pPr>
+              <w:spacing w:after="160" w:line="259" w:lineRule="auto"/>
+              <w:rPr>
+                <w:rFonts w:ascii="Times New Roman" w:hAnsi="Times New Roman"/>
+                <w:sz w:val="24"/>
+              </w:rPr>
+            </w:pPr>
+            <w:r>
+              <w:rPr>
+                <w:rFonts w:ascii="Times New Roman" w:hAnsi="Times New Roman"/>
+                <w:sz w:val="24"/>
+              </w:rPr>
+              <w:t>category</w:t>
+            </w:r>
+          </w:p>
+        </w:tc>
+        <w:tc>
+          <w:tcPr>
+            <w:tcW w:w="7645" w:type="dxa"/>
+            <w:tcBorders>
+              <w:top w:val="single" w:sz="4" w:space="0" w:color="auto"/>
+              <w:left w:val="nil"/>
+              <w:bottom w:val="single" w:sz="4" w:space="0" w:color="auto"/>
+              <w:right w:val="single" w:sz="4" w:space="0" w:color="auto"/>
+            </w:tcBorders>
+            <w:hideMark/>
+          </w:tcPr>
+          <w:p>
+            <w:pPr>
+              <w:spacing w:after="160" w:line="259" w:lineRule="auto"/>
+              <w:rPr>
+                <w:rFonts w:ascii="Times New Roman" w:hAnsi="Times New Roman"/>
+                <w:sz w:val="24"/>
+              </w:rPr>
+            </w:pPr>
+            <w:r>
+              <w:rPr>
+                <w:rFonts w:ascii="Times New Roman" w:hAnsi="Times New Roman"/>
+                <w:sz w:val="24"/>
+              </w:rPr>
+              <w:t>Financial (Negative)</w:t>
+            </w:r>
+          </w:p>
+        </w:tc>
+      </w:tr>
+      <w:tr>
+        <w:tc>
+          <w:tcPr>
+            <w:tcW w:w="1705" w:type="dxa"/>
+            <w:tcBorders>
+              <w:top w:val="single" w:sz="4" w:space="0" w:color="auto"/>
+              <w:left w:val="single" w:sz="4" w:space="0" w:color="auto"/>
+              <w:bottom w:val="single" w:sz="4" w:space="0" w:color="auto"/>
+              <w:right w:val="single" w:sz="4" w:space="0" w:color="auto"/>
+            </w:tcBorders>
+            <w:hideMark/>
+          </w:tcPr>
+          <w:p>
+            <w:pPr>
+              <w:spacing w:after="160" w:line="259" w:lineRule="auto"/>
+              <w:rPr>
+                <w:rFonts w:ascii="Times New Roman" w:hAnsi="Times New Roman"/>
+                <w:sz w:val="24"/>
+              </w:rPr>
+            </w:pPr>
+            <w:r>
+              <w:rPr>
+                <w:rFonts w:ascii="Times New Roman" w:hAnsi="Times New Roman"/>
+                <w:sz w:val="24"/>
+              </w:rPr>
+              <w:t>Risk Response Strategy</w:t>
+            </w:r>
+          </w:p>
+        </w:tc>
+        <w:tc>
+          <w:tcPr>
+            <w:tcW w:w="7645" w:type="dxa"/>
+            <w:tcBorders>
+              <w:top w:val="single" w:sz="4" w:space="0" w:color="auto"/>
+              <w:left w:val="nil"/>
+              <w:bottom w:val="single" w:sz="4" w:space="0" w:color="auto"/>
+              <w:right w:val="single" w:sz="4" w:space="0" w:color="auto"/>
+            </w:tcBorders>
+            <w:hideMark/>
+          </w:tcPr>
+          <w:p>
+            <w:pPr>
+              <w:spacing w:after="160" w:line="259" w:lineRule="auto"/>
+              <w:rPr>
+                <w:rFonts w:ascii="Times New Roman" w:hAnsi="Times New Roman"/>
+                <w:sz w:val="24"/>
+              </w:rPr>
+            </w:pPr>
+            <w:r>
+              <w:rPr>
+                <w:rFonts w:ascii="Times New Roman" w:hAnsi="Times New Roman"/>
+                <w:sz w:val="24"/>
+              </w:rPr>
+              <w:t>Keep an eye on costs and deal with problems in a timely manner.</w:t>
+            </w:r>
+          </w:p>
+        </w:tc>
+      </w:tr>
+      <w:tr>
+        <w:tc>
+          <w:tcPr>
+            <w:tcW w:w="1705" w:type="dxa"/>
+            <w:tcBorders>
+              <w:top w:val="single" w:sz="4" w:space="0" w:color="auto"/>
+              <w:left w:val="single" w:sz="4" w:space="0" w:color="auto"/>
+              <w:bottom w:val="single" w:sz="4" w:space="0" w:color="auto"/>
+              <w:right w:val="single" w:sz="4" w:space="0" w:color="auto"/>
+            </w:tcBorders>
+            <w:hideMark/>
+          </w:tcPr>
+          <w:p>
+            <w:pPr>
+              <w:spacing w:after="160" w:line="259" w:lineRule="auto"/>
+              <w:rPr>
+                <w:rFonts w:ascii="Times New Roman" w:hAnsi="Times New Roman"/>
+                <w:sz w:val="24"/>
+              </w:rPr>
+            </w:pPr>
+            <w:r>
+              <w:rPr>
+                <w:rFonts w:ascii="Times New Roman" w:hAnsi="Times New Roman"/>
+                <w:sz w:val="24"/>
+              </w:rPr>
+              <w:t>Probability</w:t>
+            </w:r>
+          </w:p>
+        </w:tc>
+        <w:tc>
+          <w:tcPr>
+            <w:tcW w:w="7645" w:type="dxa"/>
+            <w:tcBorders>
+              <w:top w:val="single" w:sz="4" w:space="0" w:color="auto"/>
+              <w:left w:val="nil"/>
+              <w:bottom w:val="single" w:sz="4" w:space="0" w:color="auto"/>
+              <w:right w:val="single" w:sz="4" w:space="0" w:color="auto"/>
+            </w:tcBorders>
+            <w:hideMark/>
+          </w:tcPr>
+          <w:p>
+            <w:pPr>
+              <w:spacing w:after="160" w:line="259" w:lineRule="auto"/>
+              <w:rPr>
+                <w:rFonts w:ascii="Times New Roman" w:hAnsi="Times New Roman"/>
+                <w:sz w:val="24"/>
+              </w:rPr>
+            </w:pPr>
+            <w:r>
+              <w:rPr>
+                <w:rFonts w:ascii="Times New Roman" w:hAnsi="Times New Roman"/>
+                <w:sz w:val="24"/>
+              </w:rPr>
+              <w:t>Low</w:t>
+            </w:r>
+          </w:p>
+        </w:tc>
+      </w:tr>
+      <w:tr>
+        <w:tc>
+          <w:tcPr>
+            <w:tcW w:w="1705" w:type="dxa"/>
+            <w:tcBorders>
+              <w:top w:val="single" w:sz="4" w:space="0" w:color="auto"/>
+              <w:left w:val="single" w:sz="4" w:space="0" w:color="auto"/>
+              <w:bottom w:val="single" w:sz="4" w:space="0" w:color="auto"/>
+              <w:right w:val="single" w:sz="4" w:space="0" w:color="auto"/>
+            </w:tcBorders>
+            <w:hideMark/>
+          </w:tcPr>
+          <w:p>
+            <w:pPr>
+              <w:spacing w:after="160" w:line="259" w:lineRule="auto"/>
+              <w:rPr>
+                <w:rFonts w:ascii="Times New Roman" w:hAnsi="Times New Roman"/>
+                <w:sz w:val="24"/>
+              </w:rPr>
+            </w:pPr>
+            <w:r>
+              <w:rPr>
+                <w:rFonts w:ascii="Times New Roman" w:hAnsi="Times New Roman"/>
+                <w:sz w:val="24"/>
+              </w:rPr>
+              <w:t>Impact</w:t>
+            </w:r>
+          </w:p>
+        </w:tc>
+        <w:tc>
+          <w:tcPr>
+            <w:tcW w:w="7645" w:type="dxa"/>
+            <w:tcBorders>
+              <w:top w:val="single" w:sz="4" w:space="0" w:color="auto"/>
+              <w:left w:val="nil"/>
+              <w:bottom w:val="single" w:sz="4" w:space="0" w:color="auto"/>
+              <w:right w:val="single" w:sz="4" w:space="0" w:color="auto"/>
+            </w:tcBorders>
+            <w:hideMark/>
+          </w:tcPr>
+          <w:p>
+            <w:pPr>
+              <w:spacing w:after="160" w:line="259" w:lineRule="auto"/>
+              <w:rPr>
+                <w:rFonts w:ascii="Times New Roman" w:hAnsi="Times New Roman"/>
+                <w:sz w:val="24"/>
+              </w:rPr>
+            </w:pPr>
+            <w:r>
+              <w:rPr>
+                <w:rFonts w:ascii="Times New Roman" w:hAnsi="Times New Roman"/>
+                <w:sz w:val="24"/>
+              </w:rPr>
+              <w:t>Medium</w:t>
+            </w:r>
+          </w:p>
+        </w:tc>
+      </w:tr>
+    </w:tbl>
+    <w:p>
+      <w:pPr>
+        <w:rPr>
+          <w:rFonts w:ascii="Times New Roman" w:hAnsi="Times New Roman"/>
+          <w:sz w:val="24"/>
+        </w:rPr>
+      </w:pPr>
+      <w:r>
+        <w:rPr>
+          <w:rFonts w:ascii="Times New Roman" w:hAnsi="Times New Roman"/>
+          <w:sz w:val="24"/>
+        </w:rPr>
+        <w:t xml:space="preserve"> </w:t>
+      </w:r>
+    </w:p>
+    <w:tbl>
+      <w:tblPr>
+        <w:tblStyle w:val="TableGrid"/>
+        <w:tblW w:w="0" w:type="auto"/>
+        <w:tblLook w:val="04A0" w:firstRow="1" w:lastRow="0" w:firstColumn="1" w:lastColumn="0" w:noHBand="0" w:noVBand="1"/>
+      </w:tblPr>
+      <w:tblGrid>
+        <w:gridCol w:w="1685"/>
+        <w:gridCol w:w="7331"/>
+      </w:tblGrid>
+      <w:tr>
+        <w:tc>
+          <w:tcPr>
+            <w:tcW w:w="1705" w:type="dxa"/>
+            <w:tcBorders>
+              <w:top w:val="single" w:sz="4" w:space="0" w:color="auto"/>
+              <w:left w:val="single" w:sz="4" w:space="0" w:color="auto"/>
+              <w:bottom w:val="single" w:sz="4" w:space="0" w:color="auto"/>
+              <w:right w:val="single" w:sz="4" w:space="0" w:color="auto"/>
+            </w:tcBorders>
+            <w:hideMark/>
+          </w:tcPr>
+          <w:p>
+            <w:pPr>
+              <w:spacing w:after="160" w:line="259" w:lineRule="auto"/>
+              <w:rPr>
+                <w:rFonts w:ascii="Times New Roman" w:hAnsi="Times New Roman"/>
+                <w:sz w:val="24"/>
+              </w:rPr>
+            </w:pPr>
+            <w:r>
+              <w:rPr>
+                <w:rFonts w:ascii="Times New Roman" w:hAnsi="Times New Roman"/>
+                <w:sz w:val="24"/>
+              </w:rPr>
+              <w:t>No</w:t>
+            </w:r>
+          </w:p>
+        </w:tc>
+        <w:tc>
+          <w:tcPr>
+            <w:tcW w:w="7645" w:type="dxa"/>
+            <w:tcBorders>
+              <w:top w:val="single" w:sz="4" w:space="0" w:color="auto"/>
+              <w:left w:val="nil"/>
+              <w:bottom w:val="single" w:sz="4" w:space="0" w:color="auto"/>
+              <w:right w:val="single" w:sz="4" w:space="0" w:color="auto"/>
+            </w:tcBorders>
+            <w:hideMark/>
+          </w:tcPr>
+          <w:p>
+            <w:pPr>
+              <w:spacing w:after="160" w:line="259" w:lineRule="auto"/>
+              <w:rPr>
+                <w:rFonts w:ascii="Times New Roman" w:hAnsi="Times New Roman"/>
+                <w:sz w:val="24"/>
+              </w:rPr>
+            </w:pPr>
+            <w:r>
+              <w:rPr>
+                <w:rFonts w:ascii="Times New Roman" w:hAnsi="Times New Roman"/>
+                <w:sz w:val="24"/>
+              </w:rPr>
+              <w:t>6</w:t>
+            </w:r>
+          </w:p>
+        </w:tc>
+      </w:tr>
+      <w:tr>
+        <w:tc>
+          <w:tcPr>
+            <w:tcW w:w="1705" w:type="dxa"/>
+            <w:tcBorders>
+              <w:top w:val="single" w:sz="4" w:space="0" w:color="auto"/>
+              <w:left w:val="single" w:sz="4" w:space="0" w:color="auto"/>
+              <w:bottom w:val="single" w:sz="4" w:space="0" w:color="auto"/>
+              <w:right w:val="single" w:sz="4" w:space="0" w:color="auto"/>
+            </w:tcBorders>
+            <w:hideMark/>
+          </w:tcPr>
+          <w:p>
+            <w:pPr>
+              <w:spacing w:after="160" w:line="259" w:lineRule="auto"/>
+              <w:rPr>
+                <w:rFonts w:ascii="Times New Roman" w:hAnsi="Times New Roman"/>
+                <w:sz w:val="24"/>
+              </w:rPr>
+            </w:pPr>
+            <w:r>
+              <w:rPr>
+                <w:rFonts w:ascii="Times New Roman" w:hAnsi="Times New Roman"/>
+                <w:sz w:val="24"/>
+              </w:rPr>
+              <w:t>Rank</w:t>
+            </w:r>
+          </w:p>
+        </w:tc>
+        <w:tc>
+          <w:tcPr>
+            <w:tcW w:w="7645" w:type="dxa"/>
+            <w:tcBorders>
+              <w:top w:val="single" w:sz="4" w:space="0" w:color="auto"/>
+              <w:left w:val="nil"/>
+              <w:bottom w:val="single" w:sz="4" w:space="0" w:color="auto"/>
+              <w:right w:val="single" w:sz="4" w:space="0" w:color="auto"/>
+            </w:tcBorders>
+            <w:hideMark/>
+          </w:tcPr>
+          <w:p>
+            <w:pPr>
+              <w:spacing w:after="160" w:line="259" w:lineRule="auto"/>
+              <w:rPr>
+                <w:rFonts w:ascii="Times New Roman" w:hAnsi="Times New Roman"/>
+                <w:sz w:val="24"/>
+              </w:rPr>
+            </w:pPr>
+            <w:r>
+              <w:rPr>
+                <w:rFonts w:ascii="Times New Roman" w:hAnsi="Times New Roman"/>
+                <w:sz w:val="24"/>
+              </w:rPr>
+              <w:t>six</w:t>
+            </w:r>
+          </w:p>
+        </w:tc>
+      </w:tr>
+      <w:tr>
+        <w:tc>
+          <w:tcPr>
+            <w:tcW w:w="1705" w:type="dxa"/>
+            <w:tcBorders>
+              <w:top w:val="single" w:sz="4" w:space="0" w:color="auto"/>
+              <w:left w:val="single" w:sz="4" w:space="0" w:color="auto"/>
+              <w:bottom w:val="single" w:sz="4" w:space="0" w:color="auto"/>
+              <w:right w:val="single" w:sz="4" w:space="0" w:color="auto"/>
+            </w:tcBorders>
+            <w:hideMark/>
+          </w:tcPr>
+          <w:p>
+            <w:pPr>
+              <w:spacing w:after="160" w:line="259" w:lineRule="auto"/>
+              <w:rPr>
+                <w:rFonts w:ascii="Times New Roman" w:hAnsi="Times New Roman"/>
+                <w:sz w:val="24"/>
+              </w:rPr>
+            </w:pPr>
+            <w:r>
+              <w:rPr>
+                <w:rFonts w:ascii="Times New Roman" w:hAnsi="Times New Roman"/>
+                <w:sz w:val="24"/>
+              </w:rPr>
+              <w:t>Risk Name</w:t>
+            </w:r>
+          </w:p>
+        </w:tc>
+        <w:tc>
+          <w:tcPr>
+            <w:tcW w:w="7645" w:type="dxa"/>
+            <w:tcBorders>
+              <w:top w:val="single" w:sz="4" w:space="0" w:color="auto"/>
+              <w:left w:val="nil"/>
+              <w:bottom w:val="single" w:sz="4" w:space="0" w:color="auto"/>
+              <w:right w:val="single" w:sz="4" w:space="0" w:color="auto"/>
+            </w:tcBorders>
+            <w:hideMark/>
+          </w:tcPr>
+          <w:p>
+            <w:pPr>
+              <w:spacing w:after="160" w:line="259" w:lineRule="auto"/>
+              <w:rPr>
+                <w:rFonts w:ascii="Times New Roman" w:hAnsi="Times New Roman"/>
+                <w:sz w:val="24"/>
+              </w:rPr>
+            </w:pPr>
+            <w:r>
+              <w:rPr>
+                <w:rFonts w:ascii="Times New Roman" w:hAnsi="Times New Roman"/>
+                <w:sz w:val="24"/>
+              </w:rPr>
+              <w:t>Strong peer/ Lecturer Feedback</w:t>
+            </w:r>
+          </w:p>
+        </w:tc>
+      </w:tr>
+      <w:tr>
+        <w:tc>
+          <w:tcPr>
+            <w:tcW w:w="1705" w:type="dxa"/>
+            <w:tcBorders>
+              <w:top w:val="single" w:sz="4" w:space="0" w:color="auto"/>
+              <w:left w:val="single" w:sz="4" w:space="0" w:color="auto"/>
+              <w:bottom w:val="single" w:sz="4" w:space="0" w:color="auto"/>
+              <w:right w:val="single" w:sz="4" w:space="0" w:color="auto"/>
+            </w:tcBorders>
+            <w:hideMark/>
+          </w:tcPr>
+          <w:p>
+            <w:pPr>
+              <w:spacing w:after="160" w:line="259" w:lineRule="auto"/>
+              <w:rPr>
+                <w:rFonts w:ascii="Times New Roman" w:hAnsi="Times New Roman"/>
+                <w:sz w:val="24"/>
+              </w:rPr>
+            </w:pPr>
+            <w:r>
+              <w:rPr>
+                <w:rFonts w:ascii="Times New Roman" w:hAnsi="Times New Roman"/>
+                <w:sz w:val="24"/>
+              </w:rPr>
+              <w:t>Description</w:t>
+            </w:r>
+          </w:p>
+        </w:tc>
+        <w:tc>
+          <w:tcPr>
+            <w:tcW w:w="7645" w:type="dxa"/>
+            <w:tcBorders>
+              <w:top w:val="single" w:sz="4" w:space="0" w:color="auto"/>
+              <w:left w:val="nil"/>
+              <w:bottom w:val="single" w:sz="4" w:space="0" w:color="auto"/>
+              <w:right w:val="single" w:sz="4" w:space="0" w:color="auto"/>
+            </w:tcBorders>
+            <w:hideMark/>
+          </w:tcPr>
+          <w:p>
+            <w:pPr>
+              <w:spacing w:after="160" w:line="259" w:lineRule="auto"/>
+              <w:rPr>
+                <w:rFonts w:ascii="Times New Roman" w:hAnsi="Times New Roman"/>
+                <w:sz w:val="24"/>
+              </w:rPr>
+            </w:pPr>
+            <w:r>
+              <w:rPr>
+                <w:rFonts w:ascii="Times New Roman" w:hAnsi="Times New Roman"/>
+                <w:sz w:val="24"/>
+              </w:rPr>
+              <w:t>Useful feedback can enhance the quality and direction of the project.</w:t>
+            </w:r>
+          </w:p>
+        </w:tc>
+      </w:tr>
+      <w:tr>
+        <w:tc>
+          <w:tcPr>
+            <w:tcW w:w="1705" w:type="dxa"/>
+            <w:tcBorders>
+              <w:top w:val="single" w:sz="4" w:space="0" w:color="auto"/>
+              <w:left w:val="single" w:sz="4" w:space="0" w:color="auto"/>
+              <w:bottom w:val="single" w:sz="4" w:space="0" w:color="auto"/>
+              <w:right w:val="single" w:sz="4" w:space="0" w:color="auto"/>
+            </w:tcBorders>
+            <w:hideMark/>
+          </w:tcPr>
+          <w:p>
+            <w:pPr>
+              <w:spacing w:after="160" w:line="259" w:lineRule="auto"/>
+              <w:rPr>
+                <w:rFonts w:ascii="Times New Roman" w:hAnsi="Times New Roman"/>
+                <w:sz w:val="24"/>
+              </w:rPr>
+            </w:pPr>
+            <w:r>
+              <w:rPr>
+                <w:rFonts w:ascii="Times New Roman" w:hAnsi="Times New Roman"/>
+                <w:sz w:val="24"/>
+              </w:rPr>
+              <w:t>category</w:t>
+            </w:r>
+          </w:p>
+        </w:tc>
+        <w:tc>
+          <w:tcPr>
+            <w:tcW w:w="7645" w:type="dxa"/>
+            <w:tcBorders>
+              <w:top w:val="single" w:sz="4" w:space="0" w:color="auto"/>
+              <w:left w:val="nil"/>
+              <w:bottom w:val="single" w:sz="4" w:space="0" w:color="auto"/>
+              <w:right w:val="single" w:sz="4" w:space="0" w:color="auto"/>
+            </w:tcBorders>
+            <w:hideMark/>
+          </w:tcPr>
+          <w:p>
+            <w:pPr>
+              <w:spacing w:after="160" w:line="259" w:lineRule="auto"/>
+              <w:rPr>
+                <w:rFonts w:ascii="Times New Roman" w:hAnsi="Times New Roman"/>
+                <w:sz w:val="24"/>
+              </w:rPr>
+            </w:pPr>
+            <w:r>
+              <w:rPr>
+                <w:rFonts w:ascii="Times New Roman" w:hAnsi="Times New Roman"/>
+                <w:sz w:val="24"/>
+              </w:rPr>
+              <w:t>Structure/Process (Positive)</w:t>
+            </w:r>
+          </w:p>
+        </w:tc>
+      </w:tr>
+      <w:tr>
+        <w:tc>
+          <w:tcPr>
+            <w:tcW w:w="1705" w:type="dxa"/>
+            <w:tcBorders>
+              <w:top w:val="single" w:sz="4" w:space="0" w:color="auto"/>
+              <w:left w:val="single" w:sz="4" w:space="0" w:color="auto"/>
+              <w:bottom w:val="single" w:sz="4" w:space="0" w:color="auto"/>
+              <w:right w:val="single" w:sz="4" w:space="0" w:color="auto"/>
+            </w:tcBorders>
+            <w:hideMark/>
+          </w:tcPr>
+          <w:p>
+            <w:pPr>
+              <w:spacing w:after="160" w:line="259" w:lineRule="auto"/>
+              <w:rPr>
+                <w:rFonts w:ascii="Times New Roman" w:hAnsi="Times New Roman"/>
+                <w:sz w:val="24"/>
+              </w:rPr>
+            </w:pPr>
+            <w:r>
+              <w:rPr>
+                <w:rFonts w:ascii="Times New Roman" w:hAnsi="Times New Roman"/>
+                <w:sz w:val="24"/>
+              </w:rPr>
+              <w:t>Risk Response Strategy</w:t>
+            </w:r>
+          </w:p>
+        </w:tc>
+        <w:tc>
+          <w:tcPr>
+            <w:tcW w:w="7645" w:type="dxa"/>
+            <w:tcBorders>
+              <w:top w:val="single" w:sz="4" w:space="0" w:color="auto"/>
+              <w:left w:val="nil"/>
+              <w:bottom w:val="single" w:sz="4" w:space="0" w:color="auto"/>
+              <w:right w:val="single" w:sz="4" w:space="0" w:color="auto"/>
+            </w:tcBorders>
+            <w:hideMark/>
+          </w:tcPr>
+          <w:p>
+            <w:pPr>
+              <w:spacing w:after="160" w:line="259" w:lineRule="auto"/>
+              <w:rPr>
+                <w:rFonts w:ascii="Times New Roman" w:hAnsi="Times New Roman"/>
+                <w:sz w:val="24"/>
+              </w:rPr>
+            </w:pPr>
+            <w:r>
+              <w:rPr>
+                <w:rFonts w:ascii="Times New Roman" w:hAnsi="Times New Roman"/>
+                <w:sz w:val="24"/>
+              </w:rPr>
+              <w:t>Obtain feedback early and use helpful ideas.</w:t>
+            </w:r>
+          </w:p>
+        </w:tc>
+      </w:tr>
+      <w:tr>
+        <w:tc>
+          <w:tcPr>
+            <w:tcW w:w="1705" w:type="dxa"/>
+            <w:tcBorders>
+              <w:top w:val="single" w:sz="4" w:space="0" w:color="auto"/>
+              <w:left w:val="single" w:sz="4" w:space="0" w:color="auto"/>
+              <w:bottom w:val="single" w:sz="4" w:space="0" w:color="auto"/>
+              <w:right w:val="single" w:sz="4" w:space="0" w:color="auto"/>
+            </w:tcBorders>
+            <w:hideMark/>
+          </w:tcPr>
+          <w:p>
+            <w:pPr>
+              <w:spacing w:after="160" w:line="259" w:lineRule="auto"/>
+              <w:rPr>
+                <w:rFonts w:ascii="Times New Roman" w:hAnsi="Times New Roman"/>
+                <w:sz w:val="24"/>
+              </w:rPr>
+            </w:pPr>
+            <w:r>
+              <w:rPr>
+                <w:rFonts w:ascii="Times New Roman" w:hAnsi="Times New Roman"/>
+                <w:sz w:val="24"/>
+              </w:rPr>
+              <w:t>Probability</w:t>
+            </w:r>
+          </w:p>
+        </w:tc>
+        <w:tc>
+          <w:tcPr>
+            <w:tcW w:w="7645" w:type="dxa"/>
+            <w:tcBorders>
+              <w:top w:val="single" w:sz="4" w:space="0" w:color="auto"/>
+              <w:left w:val="nil"/>
+              <w:bottom w:val="single" w:sz="4" w:space="0" w:color="auto"/>
+              <w:right w:val="single" w:sz="4" w:space="0" w:color="auto"/>
+            </w:tcBorders>
+            <w:hideMark/>
+          </w:tcPr>
+          <w:p>
+            <w:pPr>
+              <w:spacing w:after="160" w:line="259" w:lineRule="auto"/>
+              <w:rPr>
+                <w:rFonts w:ascii="Times New Roman" w:hAnsi="Times New Roman"/>
+                <w:sz w:val="24"/>
+              </w:rPr>
+            </w:pPr>
+            <w:r>
+              <w:rPr>
+                <w:rFonts w:ascii="Times New Roman" w:hAnsi="Times New Roman"/>
+                <w:sz w:val="24"/>
+              </w:rPr>
+              <w:t>Medium</w:t>
+            </w:r>
+          </w:p>
+        </w:tc>
+      </w:tr>
+      <w:tr>
+        <w:tc>
+          <w:tcPr>
+            <w:tcW w:w="1705" w:type="dxa"/>
+            <w:tcBorders>
+              <w:top w:val="single" w:sz="4" w:space="0" w:color="auto"/>
+              <w:left w:val="single" w:sz="4" w:space="0" w:color="auto"/>
+              <w:bottom w:val="single" w:sz="4" w:space="0" w:color="auto"/>
+              <w:right w:val="single" w:sz="4" w:space="0" w:color="auto"/>
+            </w:tcBorders>
+            <w:hideMark/>
+          </w:tcPr>
+          <w:p>
+            <w:pPr>
+              <w:spacing w:after="160" w:line="259" w:lineRule="auto"/>
+              <w:rPr>
+                <w:rFonts w:ascii="Times New Roman" w:hAnsi="Times New Roman"/>
+                <w:sz w:val="24"/>
+              </w:rPr>
+            </w:pPr>
+            <w:r>
+              <w:rPr>
+                <w:rFonts w:ascii="Times New Roman" w:hAnsi="Times New Roman"/>
+                <w:sz w:val="24"/>
+              </w:rPr>
+              <w:t>Impact</w:t>
+            </w:r>
+          </w:p>
+        </w:tc>
+        <w:tc>
+          <w:tcPr>
+            <w:tcW w:w="7645" w:type="dxa"/>
+            <w:tcBorders>
+              <w:top w:val="single" w:sz="4" w:space="0" w:color="auto"/>
+              <w:left w:val="nil"/>
+              <w:bottom w:val="single" w:sz="4" w:space="0" w:color="auto"/>
+              <w:right w:val="single" w:sz="4" w:space="0" w:color="auto"/>
+            </w:tcBorders>
+            <w:hideMark/>
+          </w:tcPr>
+          <w:p>
+            <w:pPr>
+              <w:spacing w:after="160" w:line="259" w:lineRule="auto"/>
+              <w:rPr>
+                <w:rFonts w:ascii="Times New Roman" w:hAnsi="Times New Roman"/>
+                <w:sz w:val="24"/>
+              </w:rPr>
+            </w:pPr>
+            <w:r>
+              <w:rPr>
+                <w:rFonts w:ascii="Times New Roman" w:hAnsi="Times New Roman"/>
+                <w:sz w:val="24"/>
+              </w:rPr>
+              <w:t>High</w:t>
             </w:r>
           </w:p>
         </w:tc>
@@ -30185,6 +32109,7 @@
                 <w:rFonts w:ascii="Times New Roman" w:hAnsi="Times New Roman"/>
                 <w:sz w:val="24"/>
               </w:rPr>
+              <w:lastRenderedPageBreak/>
               <w:t>No</w:t>
             </w:r>
           </w:p>
@@ -30213,7 +32138,7 @@
                 <w:rFonts w:ascii="Times New Roman" w:hAnsi="Times New Roman"/>
                 <w:sz w:val="24"/>
               </w:rPr>
-              <w:t>4</w:t>
+              <w:t>7</w:t>
             </w:r>
           </w:p>
         </w:tc>
@@ -30271,7 +32196,7 @@
                 <w:rFonts w:ascii="Times New Roman" w:hAnsi="Times New Roman"/>
                 <w:sz w:val="24"/>
               </w:rPr>
-              <w:t>Four</w:t>
+              <w:t>seven</w:t>
             </w:r>
           </w:p>
         </w:tc>
@@ -30329,7 +32254,7 @@
                 <w:rFonts w:ascii="Times New Roman" w:hAnsi="Times New Roman"/>
                 <w:sz w:val="24"/>
               </w:rPr>
-              <w:t>Team Member Unavailability</w:t>
+              <w:t>Reusable Component Wins</w:t>
             </w:r>
           </w:p>
         </w:tc>
@@ -30387,7 +32312,7 @@
                 <w:rFonts w:ascii="Times New Roman" w:hAnsi="Times New Roman"/>
                 <w:sz w:val="24"/>
               </w:rPr>
-              <w:t>They may not have a lot of time as they are tacking exam or doing coursework.</w:t>
+              <w:t>Elements that are created for one use case can be reused in multiple other use cases.</w:t>
             </w:r>
           </w:p>
         </w:tc>
@@ -30445,7 +32370,7 @@
                 <w:rFonts w:ascii="Times New Roman" w:hAnsi="Times New Roman"/>
                 <w:sz w:val="24"/>
               </w:rPr>
-              <w:t>People (Negative)</w:t>
+              <w:t>Technological (Positive)</w:t>
             </w:r>
           </w:p>
         </w:tc>
@@ -30503,7 +32428,7 @@
                 <w:rFonts w:ascii="Times New Roman" w:hAnsi="Times New Roman"/>
                 <w:sz w:val="24"/>
               </w:rPr>
-              <w:t>Record and share responsibilities for work regularly.</w:t>
+              <w:t>Design reusable components that can be shared across multiple use case to save time and improve work.</w:t>
             </w:r>
           </w:p>
         </w:tc>
@@ -30620,987 +32545,6 @@
                 <w:sz w:val="24"/>
               </w:rPr>
               <w:t>Medium</w:t>
-            </w:r>
-          </w:p>
-        </w:tc>
-      </w:tr>
-    </w:tbl>
-    <w:p>
-      <w:pPr>
-        <w:rPr>
-          <w:rFonts w:ascii="Times New Roman" w:hAnsi="Times New Roman"/>
-          <w:sz w:val="24"/>
-        </w:rPr>
-      </w:pPr>
-      <w:r>
-        <w:rPr>
-          <w:rFonts w:ascii="Times New Roman" w:hAnsi="Times New Roman"/>
-          <w:sz w:val="24"/>
-        </w:rPr>
-        <w:t xml:space="preserve"> </w:t>
-      </w:r>
-    </w:p>
-    <w:tbl>
-      <w:tblPr>
-        <w:tblStyle w:val="TableGrid"/>
-        <w:tblW w:w="0" w:type="auto"/>
-        <w:tblLook w:val="04A0" w:firstRow="1" w:lastRow="0" w:firstColumn="1" w:lastColumn="0" w:noHBand="0" w:noVBand="1"/>
-      </w:tblPr>
-      <w:tblGrid>
-        <w:gridCol w:w="1687"/>
-        <w:gridCol w:w="7329"/>
-      </w:tblGrid>
-      <w:tr>
-        <w:tc>
-          <w:tcPr>
-            <w:tcW w:w="1705" w:type="dxa"/>
-            <w:tcBorders>
-              <w:top w:val="single" w:sz="4" w:space="0" w:color="auto"/>
-              <w:left w:val="single" w:sz="4" w:space="0" w:color="auto"/>
-              <w:bottom w:val="single" w:sz="4" w:space="0" w:color="auto"/>
-              <w:right w:val="single" w:sz="4" w:space="0" w:color="auto"/>
-            </w:tcBorders>
-            <w:hideMark/>
-          </w:tcPr>
-          <w:p>
-            <w:pPr>
-              <w:spacing w:after="160" w:line="259" w:lineRule="auto"/>
-              <w:rPr>
-                <w:rFonts w:ascii="Times New Roman" w:hAnsi="Times New Roman"/>
-                <w:sz w:val="24"/>
-              </w:rPr>
-            </w:pPr>
-            <w:r>
-              <w:rPr>
-                <w:rFonts w:ascii="Times New Roman" w:hAnsi="Times New Roman"/>
-                <w:sz w:val="24"/>
-              </w:rPr>
-              <w:t>No</w:t>
-            </w:r>
-          </w:p>
-        </w:tc>
-        <w:tc>
-          <w:tcPr>
-            <w:tcW w:w="7645" w:type="dxa"/>
-            <w:tcBorders>
-              <w:top w:val="single" w:sz="4" w:space="0" w:color="auto"/>
-              <w:left w:val="nil"/>
-              <w:bottom w:val="single" w:sz="4" w:space="0" w:color="auto"/>
-              <w:right w:val="single" w:sz="4" w:space="0" w:color="auto"/>
-            </w:tcBorders>
-            <w:hideMark/>
-          </w:tcPr>
-          <w:p>
-            <w:pPr>
-              <w:spacing w:after="160" w:line="259" w:lineRule="auto"/>
-              <w:rPr>
-                <w:rFonts w:ascii="Times New Roman" w:hAnsi="Times New Roman"/>
-                <w:sz w:val="24"/>
-              </w:rPr>
-            </w:pPr>
-            <w:r>
-              <w:rPr>
-                <w:rFonts w:ascii="Times New Roman" w:hAnsi="Times New Roman"/>
-                <w:sz w:val="24"/>
-              </w:rPr>
-              <w:t>5</w:t>
-            </w:r>
-          </w:p>
-        </w:tc>
-      </w:tr>
-      <w:tr>
-        <w:tc>
-          <w:tcPr>
-            <w:tcW w:w="1705" w:type="dxa"/>
-            <w:tcBorders>
-              <w:top w:val="single" w:sz="4" w:space="0" w:color="auto"/>
-              <w:left w:val="single" w:sz="4" w:space="0" w:color="auto"/>
-              <w:bottom w:val="single" w:sz="4" w:space="0" w:color="auto"/>
-              <w:right w:val="single" w:sz="4" w:space="0" w:color="auto"/>
-            </w:tcBorders>
-            <w:hideMark/>
-          </w:tcPr>
-          <w:p>
-            <w:pPr>
-              <w:spacing w:after="160" w:line="259" w:lineRule="auto"/>
-              <w:rPr>
-                <w:rFonts w:ascii="Times New Roman" w:hAnsi="Times New Roman"/>
-                <w:sz w:val="24"/>
-              </w:rPr>
-            </w:pPr>
-            <w:r>
-              <w:rPr>
-                <w:rFonts w:ascii="Times New Roman" w:hAnsi="Times New Roman"/>
-                <w:sz w:val="24"/>
-              </w:rPr>
-              <w:t>Rank</w:t>
-            </w:r>
-          </w:p>
-        </w:tc>
-        <w:tc>
-          <w:tcPr>
-            <w:tcW w:w="7645" w:type="dxa"/>
-            <w:tcBorders>
-              <w:top w:val="single" w:sz="4" w:space="0" w:color="auto"/>
-              <w:left w:val="nil"/>
-              <w:bottom w:val="single" w:sz="4" w:space="0" w:color="auto"/>
-              <w:right w:val="single" w:sz="4" w:space="0" w:color="auto"/>
-            </w:tcBorders>
-            <w:hideMark/>
-          </w:tcPr>
-          <w:p>
-            <w:pPr>
-              <w:spacing w:after="160" w:line="259" w:lineRule="auto"/>
-              <w:rPr>
-                <w:rFonts w:ascii="Times New Roman" w:hAnsi="Times New Roman"/>
-                <w:sz w:val="24"/>
-              </w:rPr>
-            </w:pPr>
-            <w:r>
-              <w:rPr>
-                <w:rFonts w:ascii="Times New Roman" w:hAnsi="Times New Roman"/>
-                <w:sz w:val="24"/>
-              </w:rPr>
-              <w:t>Five</w:t>
-            </w:r>
-          </w:p>
-        </w:tc>
-      </w:tr>
-      <w:tr>
-        <w:tc>
-          <w:tcPr>
-            <w:tcW w:w="1705" w:type="dxa"/>
-            <w:tcBorders>
-              <w:top w:val="single" w:sz="4" w:space="0" w:color="auto"/>
-              <w:left w:val="single" w:sz="4" w:space="0" w:color="auto"/>
-              <w:bottom w:val="single" w:sz="4" w:space="0" w:color="auto"/>
-              <w:right w:val="single" w:sz="4" w:space="0" w:color="auto"/>
-            </w:tcBorders>
-            <w:hideMark/>
-          </w:tcPr>
-          <w:p>
-            <w:pPr>
-              <w:spacing w:after="160" w:line="259" w:lineRule="auto"/>
-              <w:rPr>
-                <w:rFonts w:ascii="Times New Roman" w:hAnsi="Times New Roman"/>
-                <w:sz w:val="24"/>
-              </w:rPr>
-            </w:pPr>
-            <w:r>
-              <w:rPr>
-                <w:rFonts w:ascii="Times New Roman" w:hAnsi="Times New Roman"/>
-                <w:sz w:val="24"/>
-              </w:rPr>
-              <w:t>Risk Name</w:t>
-            </w:r>
-          </w:p>
-        </w:tc>
-        <w:tc>
-          <w:tcPr>
-            <w:tcW w:w="7645" w:type="dxa"/>
-            <w:tcBorders>
-              <w:top w:val="single" w:sz="4" w:space="0" w:color="auto"/>
-              <w:left w:val="nil"/>
-              <w:bottom w:val="single" w:sz="4" w:space="0" w:color="auto"/>
-              <w:right w:val="single" w:sz="4" w:space="0" w:color="auto"/>
-            </w:tcBorders>
-            <w:hideMark/>
-          </w:tcPr>
-          <w:p>
-            <w:pPr>
-              <w:spacing w:after="160" w:line="259" w:lineRule="auto"/>
-              <w:rPr>
-                <w:rFonts w:ascii="Times New Roman" w:hAnsi="Times New Roman"/>
-                <w:sz w:val="24"/>
-              </w:rPr>
-            </w:pPr>
-            <w:r>
-              <w:rPr>
-                <w:rFonts w:ascii="Times New Roman" w:hAnsi="Times New Roman"/>
-                <w:sz w:val="24"/>
-              </w:rPr>
-              <w:t>Budget Overrun</w:t>
-            </w:r>
-          </w:p>
-        </w:tc>
-      </w:tr>
-      <w:tr>
-        <w:tc>
-          <w:tcPr>
-            <w:tcW w:w="1705" w:type="dxa"/>
-            <w:tcBorders>
-              <w:top w:val="single" w:sz="4" w:space="0" w:color="auto"/>
-              <w:left w:val="single" w:sz="4" w:space="0" w:color="auto"/>
-              <w:bottom w:val="single" w:sz="4" w:space="0" w:color="auto"/>
-              <w:right w:val="single" w:sz="4" w:space="0" w:color="auto"/>
-            </w:tcBorders>
-            <w:hideMark/>
-          </w:tcPr>
-          <w:p>
-            <w:pPr>
-              <w:spacing w:after="160" w:line="259" w:lineRule="auto"/>
-              <w:rPr>
-                <w:rFonts w:ascii="Times New Roman" w:hAnsi="Times New Roman"/>
-                <w:sz w:val="24"/>
-              </w:rPr>
-            </w:pPr>
-            <w:r>
-              <w:rPr>
-                <w:rFonts w:ascii="Times New Roman" w:hAnsi="Times New Roman"/>
-                <w:sz w:val="24"/>
-              </w:rPr>
-              <w:t>Description</w:t>
-            </w:r>
-          </w:p>
-        </w:tc>
-        <w:tc>
-          <w:tcPr>
-            <w:tcW w:w="7645" w:type="dxa"/>
-            <w:tcBorders>
-              <w:top w:val="single" w:sz="4" w:space="0" w:color="auto"/>
-              <w:left w:val="nil"/>
-              <w:bottom w:val="single" w:sz="4" w:space="0" w:color="auto"/>
-              <w:right w:val="single" w:sz="4" w:space="0" w:color="auto"/>
-            </w:tcBorders>
-            <w:hideMark/>
-          </w:tcPr>
-          <w:p>
-            <w:pPr>
-              <w:spacing w:after="160" w:line="259" w:lineRule="auto"/>
-              <w:rPr>
-                <w:rFonts w:ascii="Times New Roman" w:hAnsi="Times New Roman"/>
-                <w:sz w:val="24"/>
-              </w:rPr>
-            </w:pPr>
-            <w:r>
-              <w:rPr>
-                <w:rFonts w:ascii="Times New Roman" w:hAnsi="Times New Roman"/>
-                <w:sz w:val="24"/>
-              </w:rPr>
-              <w:t>Project costs can be over budget estimate</w:t>
-            </w:r>
-          </w:p>
-        </w:tc>
-      </w:tr>
-      <w:tr>
-        <w:tc>
-          <w:tcPr>
-            <w:tcW w:w="1705" w:type="dxa"/>
-            <w:tcBorders>
-              <w:top w:val="single" w:sz="4" w:space="0" w:color="auto"/>
-              <w:left w:val="single" w:sz="4" w:space="0" w:color="auto"/>
-              <w:bottom w:val="single" w:sz="4" w:space="0" w:color="auto"/>
-              <w:right w:val="single" w:sz="4" w:space="0" w:color="auto"/>
-            </w:tcBorders>
-            <w:hideMark/>
-          </w:tcPr>
-          <w:p>
-            <w:pPr>
-              <w:spacing w:after="160" w:line="259" w:lineRule="auto"/>
-              <w:rPr>
-                <w:rFonts w:ascii="Times New Roman" w:hAnsi="Times New Roman"/>
-                <w:sz w:val="24"/>
-              </w:rPr>
-            </w:pPr>
-            <w:r>
-              <w:rPr>
-                <w:rFonts w:ascii="Times New Roman" w:hAnsi="Times New Roman"/>
-                <w:sz w:val="24"/>
-              </w:rPr>
-              <w:t>category</w:t>
-            </w:r>
-          </w:p>
-        </w:tc>
-        <w:tc>
-          <w:tcPr>
-            <w:tcW w:w="7645" w:type="dxa"/>
-            <w:tcBorders>
-              <w:top w:val="single" w:sz="4" w:space="0" w:color="auto"/>
-              <w:left w:val="nil"/>
-              <w:bottom w:val="single" w:sz="4" w:space="0" w:color="auto"/>
-              <w:right w:val="single" w:sz="4" w:space="0" w:color="auto"/>
-            </w:tcBorders>
-            <w:hideMark/>
-          </w:tcPr>
-          <w:p>
-            <w:pPr>
-              <w:spacing w:after="160" w:line="259" w:lineRule="auto"/>
-              <w:rPr>
-                <w:rFonts w:ascii="Times New Roman" w:hAnsi="Times New Roman"/>
-                <w:sz w:val="24"/>
-              </w:rPr>
-            </w:pPr>
-            <w:r>
-              <w:rPr>
-                <w:rFonts w:ascii="Times New Roman" w:hAnsi="Times New Roman"/>
-                <w:sz w:val="24"/>
-              </w:rPr>
-              <w:t>Financial (Negative)</w:t>
-            </w:r>
-          </w:p>
-        </w:tc>
-      </w:tr>
-      <w:tr>
-        <w:tc>
-          <w:tcPr>
-            <w:tcW w:w="1705" w:type="dxa"/>
-            <w:tcBorders>
-              <w:top w:val="single" w:sz="4" w:space="0" w:color="auto"/>
-              <w:left w:val="single" w:sz="4" w:space="0" w:color="auto"/>
-              <w:bottom w:val="single" w:sz="4" w:space="0" w:color="auto"/>
-              <w:right w:val="single" w:sz="4" w:space="0" w:color="auto"/>
-            </w:tcBorders>
-            <w:hideMark/>
-          </w:tcPr>
-          <w:p>
-            <w:pPr>
-              <w:spacing w:after="160" w:line="259" w:lineRule="auto"/>
-              <w:rPr>
-                <w:rFonts w:ascii="Times New Roman" w:hAnsi="Times New Roman"/>
-                <w:sz w:val="24"/>
-              </w:rPr>
-            </w:pPr>
-            <w:r>
-              <w:rPr>
-                <w:rFonts w:ascii="Times New Roman" w:hAnsi="Times New Roman"/>
-                <w:sz w:val="24"/>
-              </w:rPr>
-              <w:t>Risk Response Strategy</w:t>
-            </w:r>
-          </w:p>
-        </w:tc>
-        <w:tc>
-          <w:tcPr>
-            <w:tcW w:w="7645" w:type="dxa"/>
-            <w:tcBorders>
-              <w:top w:val="single" w:sz="4" w:space="0" w:color="auto"/>
-              <w:left w:val="nil"/>
-              <w:bottom w:val="single" w:sz="4" w:space="0" w:color="auto"/>
-              <w:right w:val="single" w:sz="4" w:space="0" w:color="auto"/>
-            </w:tcBorders>
-            <w:hideMark/>
-          </w:tcPr>
-          <w:p>
-            <w:pPr>
-              <w:spacing w:after="160" w:line="259" w:lineRule="auto"/>
-              <w:rPr>
-                <w:rFonts w:ascii="Times New Roman" w:hAnsi="Times New Roman"/>
-                <w:sz w:val="24"/>
-              </w:rPr>
-            </w:pPr>
-            <w:r>
-              <w:rPr>
-                <w:rFonts w:ascii="Times New Roman" w:hAnsi="Times New Roman"/>
-                <w:sz w:val="24"/>
-              </w:rPr>
-              <w:t>Keep an eye on costs and deal with problems in a timely manner.</w:t>
-            </w:r>
-          </w:p>
-        </w:tc>
-      </w:tr>
-      <w:tr>
-        <w:tc>
-          <w:tcPr>
-            <w:tcW w:w="1705" w:type="dxa"/>
-            <w:tcBorders>
-              <w:top w:val="single" w:sz="4" w:space="0" w:color="auto"/>
-              <w:left w:val="single" w:sz="4" w:space="0" w:color="auto"/>
-              <w:bottom w:val="single" w:sz="4" w:space="0" w:color="auto"/>
-              <w:right w:val="single" w:sz="4" w:space="0" w:color="auto"/>
-            </w:tcBorders>
-            <w:hideMark/>
-          </w:tcPr>
-          <w:p>
-            <w:pPr>
-              <w:spacing w:after="160" w:line="259" w:lineRule="auto"/>
-              <w:rPr>
-                <w:rFonts w:ascii="Times New Roman" w:hAnsi="Times New Roman"/>
-                <w:sz w:val="24"/>
-              </w:rPr>
-            </w:pPr>
-            <w:r>
-              <w:rPr>
-                <w:rFonts w:ascii="Times New Roman" w:hAnsi="Times New Roman"/>
-                <w:sz w:val="24"/>
-              </w:rPr>
-              <w:t>Probability</w:t>
-            </w:r>
-          </w:p>
-        </w:tc>
-        <w:tc>
-          <w:tcPr>
-            <w:tcW w:w="7645" w:type="dxa"/>
-            <w:tcBorders>
-              <w:top w:val="single" w:sz="4" w:space="0" w:color="auto"/>
-              <w:left w:val="nil"/>
-              <w:bottom w:val="single" w:sz="4" w:space="0" w:color="auto"/>
-              <w:right w:val="single" w:sz="4" w:space="0" w:color="auto"/>
-            </w:tcBorders>
-            <w:hideMark/>
-          </w:tcPr>
-          <w:p>
-            <w:pPr>
-              <w:spacing w:after="160" w:line="259" w:lineRule="auto"/>
-              <w:rPr>
-                <w:rFonts w:ascii="Times New Roman" w:hAnsi="Times New Roman"/>
-                <w:sz w:val="24"/>
-              </w:rPr>
-            </w:pPr>
-            <w:r>
-              <w:rPr>
-                <w:rFonts w:ascii="Times New Roman" w:hAnsi="Times New Roman"/>
-                <w:sz w:val="24"/>
-              </w:rPr>
-              <w:t>Low</w:t>
-            </w:r>
-          </w:p>
-        </w:tc>
-      </w:tr>
-      <w:tr>
-        <w:tc>
-          <w:tcPr>
-            <w:tcW w:w="1705" w:type="dxa"/>
-            <w:tcBorders>
-              <w:top w:val="single" w:sz="4" w:space="0" w:color="auto"/>
-              <w:left w:val="single" w:sz="4" w:space="0" w:color="auto"/>
-              <w:bottom w:val="single" w:sz="4" w:space="0" w:color="auto"/>
-              <w:right w:val="single" w:sz="4" w:space="0" w:color="auto"/>
-            </w:tcBorders>
-            <w:hideMark/>
-          </w:tcPr>
-          <w:p>
-            <w:pPr>
-              <w:spacing w:after="160" w:line="259" w:lineRule="auto"/>
-              <w:rPr>
-                <w:rFonts w:ascii="Times New Roman" w:hAnsi="Times New Roman"/>
-                <w:sz w:val="24"/>
-              </w:rPr>
-            </w:pPr>
-            <w:r>
-              <w:rPr>
-                <w:rFonts w:ascii="Times New Roman" w:hAnsi="Times New Roman"/>
-                <w:sz w:val="24"/>
-              </w:rPr>
-              <w:t>Impact</w:t>
-            </w:r>
-          </w:p>
-        </w:tc>
-        <w:tc>
-          <w:tcPr>
-            <w:tcW w:w="7645" w:type="dxa"/>
-            <w:tcBorders>
-              <w:top w:val="single" w:sz="4" w:space="0" w:color="auto"/>
-              <w:left w:val="nil"/>
-              <w:bottom w:val="single" w:sz="4" w:space="0" w:color="auto"/>
-              <w:right w:val="single" w:sz="4" w:space="0" w:color="auto"/>
-            </w:tcBorders>
-            <w:hideMark/>
-          </w:tcPr>
-          <w:p>
-            <w:pPr>
-              <w:spacing w:after="160" w:line="259" w:lineRule="auto"/>
-              <w:rPr>
-                <w:rFonts w:ascii="Times New Roman" w:hAnsi="Times New Roman"/>
-                <w:sz w:val="24"/>
-              </w:rPr>
-            </w:pPr>
-            <w:r>
-              <w:rPr>
-                <w:rFonts w:ascii="Times New Roman" w:hAnsi="Times New Roman"/>
-                <w:sz w:val="24"/>
-              </w:rPr>
-              <w:t>Medium</w:t>
-            </w:r>
-          </w:p>
-        </w:tc>
-      </w:tr>
-    </w:tbl>
-    <w:p>
-      <w:pPr>
-        <w:rPr>
-          <w:rFonts w:ascii="Times New Roman" w:hAnsi="Times New Roman"/>
-          <w:sz w:val="24"/>
-        </w:rPr>
-      </w:pPr>
-      <w:r>
-        <w:rPr>
-          <w:rFonts w:ascii="Times New Roman" w:hAnsi="Times New Roman"/>
-          <w:sz w:val="24"/>
-        </w:rPr>
-        <w:t xml:space="preserve"> </w:t>
-      </w:r>
-    </w:p>
-    <w:tbl>
-      <w:tblPr>
-        <w:tblStyle w:val="TableGrid"/>
-        <w:tblW w:w="0" w:type="auto"/>
-        <w:tblLook w:val="04A0" w:firstRow="1" w:lastRow="0" w:firstColumn="1" w:lastColumn="0" w:noHBand="0" w:noVBand="1"/>
-      </w:tblPr>
-      <w:tblGrid>
-        <w:gridCol w:w="1685"/>
-        <w:gridCol w:w="7331"/>
-      </w:tblGrid>
-      <w:tr>
-        <w:tc>
-          <w:tcPr>
-            <w:tcW w:w="1705" w:type="dxa"/>
-            <w:tcBorders>
-              <w:top w:val="single" w:sz="4" w:space="0" w:color="auto"/>
-              <w:left w:val="single" w:sz="4" w:space="0" w:color="auto"/>
-              <w:bottom w:val="single" w:sz="4" w:space="0" w:color="auto"/>
-              <w:right w:val="single" w:sz="4" w:space="0" w:color="auto"/>
-            </w:tcBorders>
-            <w:hideMark/>
-          </w:tcPr>
-          <w:p>
-            <w:pPr>
-              <w:spacing w:after="160" w:line="259" w:lineRule="auto"/>
-              <w:rPr>
-                <w:rFonts w:ascii="Times New Roman" w:hAnsi="Times New Roman"/>
-                <w:sz w:val="24"/>
-              </w:rPr>
-            </w:pPr>
-            <w:r>
-              <w:rPr>
-                <w:rFonts w:ascii="Times New Roman" w:hAnsi="Times New Roman"/>
-                <w:sz w:val="24"/>
-              </w:rPr>
-              <w:t>No</w:t>
-            </w:r>
-          </w:p>
-        </w:tc>
-        <w:tc>
-          <w:tcPr>
-            <w:tcW w:w="7645" w:type="dxa"/>
-            <w:tcBorders>
-              <w:top w:val="single" w:sz="4" w:space="0" w:color="auto"/>
-              <w:left w:val="nil"/>
-              <w:bottom w:val="single" w:sz="4" w:space="0" w:color="auto"/>
-              <w:right w:val="single" w:sz="4" w:space="0" w:color="auto"/>
-            </w:tcBorders>
-            <w:hideMark/>
-          </w:tcPr>
-          <w:p>
-            <w:pPr>
-              <w:spacing w:after="160" w:line="259" w:lineRule="auto"/>
-              <w:rPr>
-                <w:rFonts w:ascii="Times New Roman" w:hAnsi="Times New Roman"/>
-                <w:sz w:val="24"/>
-              </w:rPr>
-            </w:pPr>
-            <w:r>
-              <w:rPr>
-                <w:rFonts w:ascii="Times New Roman" w:hAnsi="Times New Roman"/>
-                <w:sz w:val="24"/>
-              </w:rPr>
-              <w:t>6</w:t>
-            </w:r>
-          </w:p>
-        </w:tc>
-      </w:tr>
-      <w:tr>
-        <w:tc>
-          <w:tcPr>
-            <w:tcW w:w="1705" w:type="dxa"/>
-            <w:tcBorders>
-              <w:top w:val="single" w:sz="4" w:space="0" w:color="auto"/>
-              <w:left w:val="single" w:sz="4" w:space="0" w:color="auto"/>
-              <w:bottom w:val="single" w:sz="4" w:space="0" w:color="auto"/>
-              <w:right w:val="single" w:sz="4" w:space="0" w:color="auto"/>
-            </w:tcBorders>
-            <w:hideMark/>
-          </w:tcPr>
-          <w:p>
-            <w:pPr>
-              <w:spacing w:after="160" w:line="259" w:lineRule="auto"/>
-              <w:rPr>
-                <w:rFonts w:ascii="Times New Roman" w:hAnsi="Times New Roman"/>
-                <w:sz w:val="24"/>
-              </w:rPr>
-            </w:pPr>
-            <w:r>
-              <w:rPr>
-                <w:rFonts w:ascii="Times New Roman" w:hAnsi="Times New Roman"/>
-                <w:sz w:val="24"/>
-              </w:rPr>
-              <w:t>Rank</w:t>
-            </w:r>
-          </w:p>
-        </w:tc>
-        <w:tc>
-          <w:tcPr>
-            <w:tcW w:w="7645" w:type="dxa"/>
-            <w:tcBorders>
-              <w:top w:val="single" w:sz="4" w:space="0" w:color="auto"/>
-              <w:left w:val="nil"/>
-              <w:bottom w:val="single" w:sz="4" w:space="0" w:color="auto"/>
-              <w:right w:val="single" w:sz="4" w:space="0" w:color="auto"/>
-            </w:tcBorders>
-            <w:hideMark/>
-          </w:tcPr>
-          <w:p>
-            <w:pPr>
-              <w:spacing w:after="160" w:line="259" w:lineRule="auto"/>
-              <w:rPr>
-                <w:rFonts w:ascii="Times New Roman" w:hAnsi="Times New Roman"/>
-                <w:sz w:val="24"/>
-              </w:rPr>
-            </w:pPr>
-            <w:r>
-              <w:rPr>
-                <w:rFonts w:ascii="Times New Roman" w:hAnsi="Times New Roman"/>
-                <w:sz w:val="24"/>
-              </w:rPr>
-              <w:t>six</w:t>
-            </w:r>
-          </w:p>
-        </w:tc>
-      </w:tr>
-      <w:tr>
-        <w:tc>
-          <w:tcPr>
-            <w:tcW w:w="1705" w:type="dxa"/>
-            <w:tcBorders>
-              <w:top w:val="single" w:sz="4" w:space="0" w:color="auto"/>
-              <w:left w:val="single" w:sz="4" w:space="0" w:color="auto"/>
-              <w:bottom w:val="single" w:sz="4" w:space="0" w:color="auto"/>
-              <w:right w:val="single" w:sz="4" w:space="0" w:color="auto"/>
-            </w:tcBorders>
-            <w:hideMark/>
-          </w:tcPr>
-          <w:p>
-            <w:pPr>
-              <w:spacing w:after="160" w:line="259" w:lineRule="auto"/>
-              <w:rPr>
-                <w:rFonts w:ascii="Times New Roman" w:hAnsi="Times New Roman"/>
-                <w:sz w:val="24"/>
-              </w:rPr>
-            </w:pPr>
-            <w:r>
-              <w:rPr>
-                <w:rFonts w:ascii="Times New Roman" w:hAnsi="Times New Roman"/>
-                <w:sz w:val="24"/>
-              </w:rPr>
-              <w:t>Risk Name</w:t>
-            </w:r>
-          </w:p>
-        </w:tc>
-        <w:tc>
-          <w:tcPr>
-            <w:tcW w:w="7645" w:type="dxa"/>
-            <w:tcBorders>
-              <w:top w:val="single" w:sz="4" w:space="0" w:color="auto"/>
-              <w:left w:val="nil"/>
-              <w:bottom w:val="single" w:sz="4" w:space="0" w:color="auto"/>
-              <w:right w:val="single" w:sz="4" w:space="0" w:color="auto"/>
-            </w:tcBorders>
-            <w:hideMark/>
-          </w:tcPr>
-          <w:p>
-            <w:pPr>
-              <w:spacing w:after="160" w:line="259" w:lineRule="auto"/>
-              <w:rPr>
-                <w:rFonts w:ascii="Times New Roman" w:hAnsi="Times New Roman"/>
-                <w:sz w:val="24"/>
-              </w:rPr>
-            </w:pPr>
-            <w:r>
-              <w:rPr>
-                <w:rFonts w:ascii="Times New Roman" w:hAnsi="Times New Roman"/>
-                <w:sz w:val="24"/>
-              </w:rPr>
-              <w:t>Strong peer/ Lecturer Feedback</w:t>
-            </w:r>
-          </w:p>
-        </w:tc>
-      </w:tr>
-      <w:tr>
-        <w:tc>
-          <w:tcPr>
-            <w:tcW w:w="1705" w:type="dxa"/>
-            <w:tcBorders>
-              <w:top w:val="single" w:sz="4" w:space="0" w:color="auto"/>
-              <w:left w:val="single" w:sz="4" w:space="0" w:color="auto"/>
-              <w:bottom w:val="single" w:sz="4" w:space="0" w:color="auto"/>
-              <w:right w:val="single" w:sz="4" w:space="0" w:color="auto"/>
-            </w:tcBorders>
-            <w:hideMark/>
-          </w:tcPr>
-          <w:p>
-            <w:pPr>
-              <w:spacing w:after="160" w:line="259" w:lineRule="auto"/>
-              <w:rPr>
-                <w:rFonts w:ascii="Times New Roman" w:hAnsi="Times New Roman"/>
-                <w:sz w:val="24"/>
-              </w:rPr>
-            </w:pPr>
-            <w:r>
-              <w:rPr>
-                <w:rFonts w:ascii="Times New Roman" w:hAnsi="Times New Roman"/>
-                <w:sz w:val="24"/>
-              </w:rPr>
-              <w:t>Description</w:t>
-            </w:r>
-          </w:p>
-        </w:tc>
-        <w:tc>
-          <w:tcPr>
-            <w:tcW w:w="7645" w:type="dxa"/>
-            <w:tcBorders>
-              <w:top w:val="single" w:sz="4" w:space="0" w:color="auto"/>
-              <w:left w:val="nil"/>
-              <w:bottom w:val="single" w:sz="4" w:space="0" w:color="auto"/>
-              <w:right w:val="single" w:sz="4" w:space="0" w:color="auto"/>
-            </w:tcBorders>
-            <w:hideMark/>
-          </w:tcPr>
-          <w:p>
-            <w:pPr>
-              <w:spacing w:after="160" w:line="259" w:lineRule="auto"/>
-              <w:rPr>
-                <w:rFonts w:ascii="Times New Roman" w:hAnsi="Times New Roman"/>
-                <w:sz w:val="24"/>
-              </w:rPr>
-            </w:pPr>
-            <w:r>
-              <w:rPr>
-                <w:rFonts w:ascii="Times New Roman" w:hAnsi="Times New Roman"/>
-                <w:sz w:val="24"/>
-              </w:rPr>
-              <w:t>Useful feedback can enhance the quality and direction of the project.</w:t>
-            </w:r>
-          </w:p>
-        </w:tc>
-      </w:tr>
-      <w:tr>
-        <w:tc>
-          <w:tcPr>
-            <w:tcW w:w="1705" w:type="dxa"/>
-            <w:tcBorders>
-              <w:top w:val="single" w:sz="4" w:space="0" w:color="auto"/>
-              <w:left w:val="single" w:sz="4" w:space="0" w:color="auto"/>
-              <w:bottom w:val="single" w:sz="4" w:space="0" w:color="auto"/>
-              <w:right w:val="single" w:sz="4" w:space="0" w:color="auto"/>
-            </w:tcBorders>
-            <w:hideMark/>
-          </w:tcPr>
-          <w:p>
-            <w:pPr>
-              <w:spacing w:after="160" w:line="259" w:lineRule="auto"/>
-              <w:rPr>
-                <w:rFonts w:ascii="Times New Roman" w:hAnsi="Times New Roman"/>
-                <w:sz w:val="24"/>
-              </w:rPr>
-            </w:pPr>
-            <w:r>
-              <w:rPr>
-                <w:rFonts w:ascii="Times New Roman" w:hAnsi="Times New Roman"/>
-                <w:sz w:val="24"/>
-              </w:rPr>
-              <w:t>category</w:t>
-            </w:r>
-          </w:p>
-        </w:tc>
-        <w:tc>
-          <w:tcPr>
-            <w:tcW w:w="7645" w:type="dxa"/>
-            <w:tcBorders>
-              <w:top w:val="single" w:sz="4" w:space="0" w:color="auto"/>
-              <w:left w:val="nil"/>
-              <w:bottom w:val="single" w:sz="4" w:space="0" w:color="auto"/>
-              <w:right w:val="single" w:sz="4" w:space="0" w:color="auto"/>
-            </w:tcBorders>
-            <w:hideMark/>
-          </w:tcPr>
-          <w:p>
-            <w:pPr>
-              <w:spacing w:after="160" w:line="259" w:lineRule="auto"/>
-              <w:rPr>
-                <w:rFonts w:ascii="Times New Roman" w:hAnsi="Times New Roman"/>
-                <w:sz w:val="24"/>
-              </w:rPr>
-            </w:pPr>
-            <w:r>
-              <w:rPr>
-                <w:rFonts w:ascii="Times New Roman" w:hAnsi="Times New Roman"/>
-                <w:sz w:val="24"/>
-              </w:rPr>
-              <w:t>Structure/Process (Positive)</w:t>
-            </w:r>
-          </w:p>
-        </w:tc>
-      </w:tr>
-      <w:tr>
-        <w:tc>
-          <w:tcPr>
-            <w:tcW w:w="1705" w:type="dxa"/>
-            <w:tcBorders>
-              <w:top w:val="single" w:sz="4" w:space="0" w:color="auto"/>
-              <w:left w:val="single" w:sz="4" w:space="0" w:color="auto"/>
-              <w:bottom w:val="single" w:sz="4" w:space="0" w:color="auto"/>
-              <w:right w:val="single" w:sz="4" w:space="0" w:color="auto"/>
-            </w:tcBorders>
-            <w:hideMark/>
-          </w:tcPr>
-          <w:p>
-            <w:pPr>
-              <w:spacing w:after="160" w:line="259" w:lineRule="auto"/>
-              <w:rPr>
-                <w:rFonts w:ascii="Times New Roman" w:hAnsi="Times New Roman"/>
-                <w:sz w:val="24"/>
-              </w:rPr>
-            </w:pPr>
-            <w:r>
-              <w:rPr>
-                <w:rFonts w:ascii="Times New Roman" w:hAnsi="Times New Roman"/>
-                <w:sz w:val="24"/>
-              </w:rPr>
-              <w:t>Risk Response Strategy</w:t>
-            </w:r>
-          </w:p>
-        </w:tc>
-        <w:tc>
-          <w:tcPr>
-            <w:tcW w:w="7645" w:type="dxa"/>
-            <w:tcBorders>
-              <w:top w:val="single" w:sz="4" w:space="0" w:color="auto"/>
-              <w:left w:val="nil"/>
-              <w:bottom w:val="single" w:sz="4" w:space="0" w:color="auto"/>
-              <w:right w:val="single" w:sz="4" w:space="0" w:color="auto"/>
-            </w:tcBorders>
-            <w:hideMark/>
-          </w:tcPr>
-          <w:p>
-            <w:pPr>
-              <w:spacing w:after="160" w:line="259" w:lineRule="auto"/>
-              <w:rPr>
-                <w:rFonts w:ascii="Times New Roman" w:hAnsi="Times New Roman"/>
-                <w:sz w:val="24"/>
-              </w:rPr>
-            </w:pPr>
-            <w:r>
-              <w:rPr>
-                <w:rFonts w:ascii="Times New Roman" w:hAnsi="Times New Roman"/>
-                <w:sz w:val="24"/>
-              </w:rPr>
-              <w:t>Obtain feedback early and use helpful ideas.</w:t>
-            </w:r>
-          </w:p>
-        </w:tc>
-      </w:tr>
-      <w:tr>
-        <w:tc>
-          <w:tcPr>
-            <w:tcW w:w="1705" w:type="dxa"/>
-            <w:tcBorders>
-              <w:top w:val="single" w:sz="4" w:space="0" w:color="auto"/>
-              <w:left w:val="single" w:sz="4" w:space="0" w:color="auto"/>
-              <w:bottom w:val="single" w:sz="4" w:space="0" w:color="auto"/>
-              <w:right w:val="single" w:sz="4" w:space="0" w:color="auto"/>
-            </w:tcBorders>
-            <w:hideMark/>
-          </w:tcPr>
-          <w:p>
-            <w:pPr>
-              <w:spacing w:after="160" w:line="259" w:lineRule="auto"/>
-              <w:rPr>
-                <w:rFonts w:ascii="Times New Roman" w:hAnsi="Times New Roman"/>
-                <w:sz w:val="24"/>
-              </w:rPr>
-            </w:pPr>
-            <w:r>
-              <w:rPr>
-                <w:rFonts w:ascii="Times New Roman" w:hAnsi="Times New Roman"/>
-                <w:sz w:val="24"/>
-              </w:rPr>
-              <w:t>Probability</w:t>
-            </w:r>
-          </w:p>
-        </w:tc>
-        <w:tc>
-          <w:tcPr>
-            <w:tcW w:w="7645" w:type="dxa"/>
-            <w:tcBorders>
-              <w:top w:val="single" w:sz="4" w:space="0" w:color="auto"/>
-              <w:left w:val="nil"/>
-              <w:bottom w:val="single" w:sz="4" w:space="0" w:color="auto"/>
-              <w:right w:val="single" w:sz="4" w:space="0" w:color="auto"/>
-            </w:tcBorders>
-            <w:hideMark/>
-          </w:tcPr>
-          <w:p>
-            <w:pPr>
-              <w:spacing w:after="160" w:line="259" w:lineRule="auto"/>
-              <w:rPr>
-                <w:rFonts w:ascii="Times New Roman" w:hAnsi="Times New Roman"/>
-                <w:sz w:val="24"/>
-              </w:rPr>
-            </w:pPr>
-            <w:r>
-              <w:rPr>
-                <w:rFonts w:ascii="Times New Roman" w:hAnsi="Times New Roman"/>
-                <w:sz w:val="24"/>
-              </w:rPr>
-              <w:t>Medium</w:t>
-            </w:r>
-          </w:p>
-        </w:tc>
-      </w:tr>
-      <w:tr>
-        <w:tc>
-          <w:tcPr>
-            <w:tcW w:w="1705" w:type="dxa"/>
-            <w:tcBorders>
-              <w:top w:val="single" w:sz="4" w:space="0" w:color="auto"/>
-              <w:left w:val="single" w:sz="4" w:space="0" w:color="auto"/>
-              <w:bottom w:val="single" w:sz="4" w:space="0" w:color="auto"/>
-              <w:right w:val="single" w:sz="4" w:space="0" w:color="auto"/>
-            </w:tcBorders>
-            <w:hideMark/>
-          </w:tcPr>
-          <w:p>
-            <w:pPr>
-              <w:spacing w:after="160" w:line="259" w:lineRule="auto"/>
-              <w:rPr>
-                <w:rFonts w:ascii="Times New Roman" w:hAnsi="Times New Roman"/>
-                <w:sz w:val="24"/>
-              </w:rPr>
-            </w:pPr>
-            <w:r>
-              <w:rPr>
-                <w:rFonts w:ascii="Times New Roman" w:hAnsi="Times New Roman"/>
-                <w:sz w:val="24"/>
-              </w:rPr>
-              <w:lastRenderedPageBreak/>
-              <w:t>Impact</w:t>
-            </w:r>
-          </w:p>
-        </w:tc>
-        <w:tc>
-          <w:tcPr>
-            <w:tcW w:w="7645" w:type="dxa"/>
-            <w:tcBorders>
-              <w:top w:val="single" w:sz="4" w:space="0" w:color="auto"/>
-              <w:left w:val="nil"/>
-              <w:bottom w:val="single" w:sz="4" w:space="0" w:color="auto"/>
-              <w:right w:val="single" w:sz="4" w:space="0" w:color="auto"/>
-            </w:tcBorders>
-            <w:hideMark/>
-          </w:tcPr>
-          <w:p>
-            <w:pPr>
-              <w:spacing w:after="160" w:line="259" w:lineRule="auto"/>
-              <w:rPr>
-                <w:rFonts w:ascii="Times New Roman" w:hAnsi="Times New Roman"/>
-                <w:sz w:val="24"/>
-              </w:rPr>
-            </w:pPr>
-            <w:r>
-              <w:rPr>
-                <w:rFonts w:ascii="Times New Roman" w:hAnsi="Times New Roman"/>
-                <w:sz w:val="24"/>
-              </w:rPr>
-              <w:t>High</w:t>
             </w:r>
           </w:p>
         </w:tc>
@@ -31684,7 +32628,7 @@
                 <w:rFonts w:ascii="Times New Roman" w:hAnsi="Times New Roman"/>
                 <w:sz w:val="24"/>
               </w:rPr>
-              <w:t>7</w:t>
+              <w:t>8</w:t>
             </w:r>
           </w:p>
         </w:tc>
@@ -31742,7 +32686,7 @@
                 <w:rFonts w:ascii="Times New Roman" w:hAnsi="Times New Roman"/>
                 <w:sz w:val="24"/>
               </w:rPr>
-              <w:t>seven</w:t>
+              <w:t>Eight</w:t>
             </w:r>
           </w:p>
         </w:tc>
@@ -31800,7 +32744,7 @@
                 <w:rFonts w:ascii="Times New Roman" w:hAnsi="Times New Roman"/>
                 <w:sz w:val="24"/>
               </w:rPr>
-              <w:t>Reusable Component Wins</w:t>
+              <w:t>Faster than planned delivery</w:t>
             </w:r>
           </w:p>
         </w:tc>
@@ -31858,7 +32802,7 @@
                 <w:rFonts w:ascii="Times New Roman" w:hAnsi="Times New Roman"/>
                 <w:sz w:val="24"/>
               </w:rPr>
-              <w:t>Elements that are created for one use case can be reused in multiple other use cases.</w:t>
+              <w:t>The actual development might be done ahead of schedule.</w:t>
             </w:r>
           </w:p>
         </w:tc>
@@ -31916,7 +32860,7 @@
                 <w:rFonts w:ascii="Times New Roman" w:hAnsi="Times New Roman"/>
                 <w:sz w:val="24"/>
               </w:rPr>
-              <w:t>Technological (Positive)</w:t>
+              <w:t>Financial (Positive)</w:t>
             </w:r>
           </w:p>
         </w:tc>
@@ -31974,7 +32918,7 @@
                 <w:rFonts w:ascii="Times New Roman" w:hAnsi="Times New Roman"/>
                 <w:sz w:val="24"/>
               </w:rPr>
-              <w:t>Design reusable components that can be shared across multiple use case to save time and improve work.</w:t>
+              <w:t>Make use of additional time for further testing and improvements.</w:t>
             </w:r>
           </w:p>
         </w:tc>
@@ -32032,7 +32976,7 @@
                 <w:rFonts w:ascii="Times New Roman" w:hAnsi="Times New Roman"/>
                 <w:sz w:val="24"/>
               </w:rPr>
-              <w:t>Medium</w:t>
+              <w:t>Low</w:t>
             </w:r>
           </w:p>
         </w:tc>
@@ -32103,489 +33047,15 @@
           <w:sz w:val="24"/>
         </w:rPr>
       </w:pPr>
-      <w:r>
+    </w:p>
+    <w:p>
+      <w:pPr>
         <w:rPr>
           <w:rFonts w:ascii="Times New Roman" w:hAnsi="Times New Roman"/>
           <w:sz w:val="24"/>
         </w:rPr>
-        <w:t xml:space="preserve"> </w:t>
-      </w:r>
+      </w:pPr>
     </w:p>
-    <w:tbl>
-      <w:tblPr>
-        <w:tblStyle w:val="TableGrid"/>
-        <w:tblW w:w="0" w:type="auto"/>
-        <w:tblLook w:val="04A0" w:firstRow="1" w:lastRow="0" w:firstColumn="1" w:lastColumn="0" w:noHBand="0" w:noVBand="1"/>
-      </w:tblPr>
-      <w:tblGrid>
-        <w:gridCol w:w="1686"/>
-        <w:gridCol w:w="7330"/>
-      </w:tblGrid>
-      <w:tr>
-        <w:tc>
-          <w:tcPr>
-            <w:tcW w:w="1705" w:type="dxa"/>
-            <w:tcBorders>
-              <w:top w:val="single" w:sz="4" w:space="0" w:color="auto"/>
-              <w:left w:val="single" w:sz="4" w:space="0" w:color="auto"/>
-              <w:bottom w:val="single" w:sz="4" w:space="0" w:color="auto"/>
-              <w:right w:val="single" w:sz="4" w:space="0" w:color="auto"/>
-            </w:tcBorders>
-            <w:hideMark/>
-          </w:tcPr>
-          <w:p>
-            <w:pPr>
-              <w:spacing w:after="160" w:line="259" w:lineRule="auto"/>
-              <w:rPr>
-                <w:rFonts w:ascii="Times New Roman" w:hAnsi="Times New Roman"/>
-                <w:sz w:val="24"/>
-              </w:rPr>
-            </w:pPr>
-            <w:r>
-              <w:rPr>
-                <w:rFonts w:ascii="Times New Roman" w:hAnsi="Times New Roman"/>
-                <w:sz w:val="24"/>
-              </w:rPr>
-              <w:t>No</w:t>
-            </w:r>
-          </w:p>
-        </w:tc>
-        <w:tc>
-          <w:tcPr>
-            <w:tcW w:w="7645" w:type="dxa"/>
-            <w:tcBorders>
-              <w:top w:val="single" w:sz="4" w:space="0" w:color="auto"/>
-              <w:left w:val="nil"/>
-              <w:bottom w:val="single" w:sz="4" w:space="0" w:color="auto"/>
-              <w:right w:val="single" w:sz="4" w:space="0" w:color="auto"/>
-            </w:tcBorders>
-            <w:hideMark/>
-          </w:tcPr>
-          <w:p>
-            <w:pPr>
-              <w:spacing w:after="160" w:line="259" w:lineRule="auto"/>
-              <w:rPr>
-                <w:rFonts w:ascii="Times New Roman" w:hAnsi="Times New Roman"/>
-                <w:sz w:val="24"/>
-              </w:rPr>
-            </w:pPr>
-            <w:r>
-              <w:rPr>
-                <w:rFonts w:ascii="Times New Roman" w:hAnsi="Times New Roman"/>
-                <w:sz w:val="24"/>
-              </w:rPr>
-              <w:t>8</w:t>
-            </w:r>
-          </w:p>
-        </w:tc>
-      </w:tr>
-      <w:tr>
-        <w:tc>
-          <w:tcPr>
-            <w:tcW w:w="1705" w:type="dxa"/>
-            <w:tcBorders>
-              <w:top w:val="single" w:sz="4" w:space="0" w:color="auto"/>
-              <w:left w:val="single" w:sz="4" w:space="0" w:color="auto"/>
-              <w:bottom w:val="single" w:sz="4" w:space="0" w:color="auto"/>
-              <w:right w:val="single" w:sz="4" w:space="0" w:color="auto"/>
-            </w:tcBorders>
-            <w:hideMark/>
-          </w:tcPr>
-          <w:p>
-            <w:pPr>
-              <w:spacing w:after="160" w:line="259" w:lineRule="auto"/>
-              <w:rPr>
-                <w:rFonts w:ascii="Times New Roman" w:hAnsi="Times New Roman"/>
-                <w:sz w:val="24"/>
-              </w:rPr>
-            </w:pPr>
-            <w:r>
-              <w:rPr>
-                <w:rFonts w:ascii="Times New Roman" w:hAnsi="Times New Roman"/>
-                <w:sz w:val="24"/>
-              </w:rPr>
-              <w:t>Rank</w:t>
-            </w:r>
-          </w:p>
-        </w:tc>
-        <w:tc>
-          <w:tcPr>
-            <w:tcW w:w="7645" w:type="dxa"/>
-            <w:tcBorders>
-              <w:top w:val="single" w:sz="4" w:space="0" w:color="auto"/>
-              <w:left w:val="nil"/>
-              <w:bottom w:val="single" w:sz="4" w:space="0" w:color="auto"/>
-              <w:right w:val="single" w:sz="4" w:space="0" w:color="auto"/>
-            </w:tcBorders>
-            <w:hideMark/>
-          </w:tcPr>
-          <w:p>
-            <w:pPr>
-              <w:spacing w:after="160" w:line="259" w:lineRule="auto"/>
-              <w:rPr>
-                <w:rFonts w:ascii="Times New Roman" w:hAnsi="Times New Roman"/>
-                <w:sz w:val="24"/>
-              </w:rPr>
-            </w:pPr>
-            <w:r>
-              <w:rPr>
-                <w:rFonts w:ascii="Times New Roman" w:hAnsi="Times New Roman"/>
-                <w:sz w:val="24"/>
-              </w:rPr>
-              <w:t>Eight</w:t>
-            </w:r>
-          </w:p>
-        </w:tc>
-      </w:tr>
-      <w:tr>
-        <w:tc>
-          <w:tcPr>
-            <w:tcW w:w="1705" w:type="dxa"/>
-            <w:tcBorders>
-              <w:top w:val="single" w:sz="4" w:space="0" w:color="auto"/>
-              <w:left w:val="single" w:sz="4" w:space="0" w:color="auto"/>
-              <w:bottom w:val="single" w:sz="4" w:space="0" w:color="auto"/>
-              <w:right w:val="single" w:sz="4" w:space="0" w:color="auto"/>
-            </w:tcBorders>
-            <w:hideMark/>
-          </w:tcPr>
-          <w:p>
-            <w:pPr>
-              <w:spacing w:after="160" w:line="259" w:lineRule="auto"/>
-              <w:rPr>
-                <w:rFonts w:ascii="Times New Roman" w:hAnsi="Times New Roman"/>
-                <w:sz w:val="24"/>
-              </w:rPr>
-            </w:pPr>
-            <w:r>
-              <w:rPr>
-                <w:rFonts w:ascii="Times New Roman" w:hAnsi="Times New Roman"/>
-                <w:sz w:val="24"/>
-              </w:rPr>
-              <w:t>Risk Name</w:t>
-            </w:r>
-          </w:p>
-        </w:tc>
-        <w:tc>
-          <w:tcPr>
-            <w:tcW w:w="7645" w:type="dxa"/>
-            <w:tcBorders>
-              <w:top w:val="single" w:sz="4" w:space="0" w:color="auto"/>
-              <w:left w:val="nil"/>
-              <w:bottom w:val="single" w:sz="4" w:space="0" w:color="auto"/>
-              <w:right w:val="single" w:sz="4" w:space="0" w:color="auto"/>
-            </w:tcBorders>
-            <w:hideMark/>
-          </w:tcPr>
-          <w:p>
-            <w:pPr>
-              <w:spacing w:after="160" w:line="259" w:lineRule="auto"/>
-              <w:rPr>
-                <w:rFonts w:ascii="Times New Roman" w:hAnsi="Times New Roman"/>
-                <w:sz w:val="24"/>
-              </w:rPr>
-            </w:pPr>
-            <w:r>
-              <w:rPr>
-                <w:rFonts w:ascii="Times New Roman" w:hAnsi="Times New Roman"/>
-                <w:sz w:val="24"/>
-              </w:rPr>
-              <w:t>Faster than planned delivery</w:t>
-            </w:r>
-          </w:p>
-        </w:tc>
-      </w:tr>
-      <w:tr>
-        <w:tc>
-          <w:tcPr>
-            <w:tcW w:w="1705" w:type="dxa"/>
-            <w:tcBorders>
-              <w:top w:val="single" w:sz="4" w:space="0" w:color="auto"/>
-              <w:left w:val="single" w:sz="4" w:space="0" w:color="auto"/>
-              <w:bottom w:val="single" w:sz="4" w:space="0" w:color="auto"/>
-              <w:right w:val="single" w:sz="4" w:space="0" w:color="auto"/>
-            </w:tcBorders>
-            <w:hideMark/>
-          </w:tcPr>
-          <w:p>
-            <w:pPr>
-              <w:spacing w:after="160" w:line="259" w:lineRule="auto"/>
-              <w:rPr>
-                <w:rFonts w:ascii="Times New Roman" w:hAnsi="Times New Roman"/>
-                <w:sz w:val="24"/>
-              </w:rPr>
-            </w:pPr>
-            <w:r>
-              <w:rPr>
-                <w:rFonts w:ascii="Times New Roman" w:hAnsi="Times New Roman"/>
-                <w:sz w:val="24"/>
-              </w:rPr>
-              <w:t>Description</w:t>
-            </w:r>
-          </w:p>
-        </w:tc>
-        <w:tc>
-          <w:tcPr>
-            <w:tcW w:w="7645" w:type="dxa"/>
-            <w:tcBorders>
-              <w:top w:val="single" w:sz="4" w:space="0" w:color="auto"/>
-              <w:left w:val="nil"/>
-              <w:bottom w:val="single" w:sz="4" w:space="0" w:color="auto"/>
-              <w:right w:val="single" w:sz="4" w:space="0" w:color="auto"/>
-            </w:tcBorders>
-            <w:hideMark/>
-          </w:tcPr>
-          <w:p>
-            <w:pPr>
-              <w:spacing w:after="160" w:line="259" w:lineRule="auto"/>
-              <w:rPr>
-                <w:rFonts w:ascii="Times New Roman" w:hAnsi="Times New Roman"/>
-                <w:sz w:val="24"/>
-              </w:rPr>
-            </w:pPr>
-            <w:r>
-              <w:rPr>
-                <w:rFonts w:ascii="Times New Roman" w:hAnsi="Times New Roman"/>
-                <w:sz w:val="24"/>
-              </w:rPr>
-              <w:t>The actual development might be done ahead of schedule.</w:t>
-            </w:r>
-          </w:p>
-        </w:tc>
-      </w:tr>
-      <w:tr>
-        <w:tc>
-          <w:tcPr>
-            <w:tcW w:w="1705" w:type="dxa"/>
-            <w:tcBorders>
-              <w:top w:val="single" w:sz="4" w:space="0" w:color="auto"/>
-              <w:left w:val="single" w:sz="4" w:space="0" w:color="auto"/>
-              <w:bottom w:val="single" w:sz="4" w:space="0" w:color="auto"/>
-              <w:right w:val="single" w:sz="4" w:space="0" w:color="auto"/>
-            </w:tcBorders>
-            <w:hideMark/>
-          </w:tcPr>
-          <w:p>
-            <w:pPr>
-              <w:spacing w:after="160" w:line="259" w:lineRule="auto"/>
-              <w:rPr>
-                <w:rFonts w:ascii="Times New Roman" w:hAnsi="Times New Roman"/>
-                <w:sz w:val="24"/>
-              </w:rPr>
-            </w:pPr>
-            <w:r>
-              <w:rPr>
-                <w:rFonts w:ascii="Times New Roman" w:hAnsi="Times New Roman"/>
-                <w:sz w:val="24"/>
-              </w:rPr>
-              <w:t>category</w:t>
-            </w:r>
-          </w:p>
-        </w:tc>
-        <w:tc>
-          <w:tcPr>
-            <w:tcW w:w="7645" w:type="dxa"/>
-            <w:tcBorders>
-              <w:top w:val="single" w:sz="4" w:space="0" w:color="auto"/>
-              <w:left w:val="nil"/>
-              <w:bottom w:val="single" w:sz="4" w:space="0" w:color="auto"/>
-              <w:right w:val="single" w:sz="4" w:space="0" w:color="auto"/>
-            </w:tcBorders>
-            <w:hideMark/>
-          </w:tcPr>
-          <w:p>
-            <w:pPr>
-              <w:spacing w:after="160" w:line="259" w:lineRule="auto"/>
-              <w:rPr>
-                <w:rFonts w:ascii="Times New Roman" w:hAnsi="Times New Roman"/>
-                <w:sz w:val="24"/>
-              </w:rPr>
-            </w:pPr>
-            <w:r>
-              <w:rPr>
-                <w:rFonts w:ascii="Times New Roman" w:hAnsi="Times New Roman"/>
-                <w:sz w:val="24"/>
-              </w:rPr>
-              <w:t>Financial (Positive)</w:t>
-            </w:r>
-          </w:p>
-        </w:tc>
-      </w:tr>
-      <w:tr>
-        <w:tc>
-          <w:tcPr>
-            <w:tcW w:w="1705" w:type="dxa"/>
-            <w:tcBorders>
-              <w:top w:val="single" w:sz="4" w:space="0" w:color="auto"/>
-              <w:left w:val="single" w:sz="4" w:space="0" w:color="auto"/>
-              <w:bottom w:val="single" w:sz="4" w:space="0" w:color="auto"/>
-              <w:right w:val="single" w:sz="4" w:space="0" w:color="auto"/>
-            </w:tcBorders>
-            <w:hideMark/>
-          </w:tcPr>
-          <w:p>
-            <w:pPr>
-              <w:spacing w:after="160" w:line="259" w:lineRule="auto"/>
-              <w:rPr>
-                <w:rFonts w:ascii="Times New Roman" w:hAnsi="Times New Roman"/>
-                <w:sz w:val="24"/>
-              </w:rPr>
-            </w:pPr>
-            <w:r>
-              <w:rPr>
-                <w:rFonts w:ascii="Times New Roman" w:hAnsi="Times New Roman"/>
-                <w:sz w:val="24"/>
-              </w:rPr>
-              <w:t>Risk Response Strategy</w:t>
-            </w:r>
-          </w:p>
-        </w:tc>
-        <w:tc>
-          <w:tcPr>
-            <w:tcW w:w="7645" w:type="dxa"/>
-            <w:tcBorders>
-              <w:top w:val="single" w:sz="4" w:space="0" w:color="auto"/>
-              <w:left w:val="nil"/>
-              <w:bottom w:val="single" w:sz="4" w:space="0" w:color="auto"/>
-              <w:right w:val="single" w:sz="4" w:space="0" w:color="auto"/>
-            </w:tcBorders>
-            <w:hideMark/>
-          </w:tcPr>
-          <w:p>
-            <w:pPr>
-              <w:spacing w:after="160" w:line="259" w:lineRule="auto"/>
-              <w:rPr>
-                <w:rFonts w:ascii="Times New Roman" w:hAnsi="Times New Roman"/>
-                <w:sz w:val="24"/>
-              </w:rPr>
-            </w:pPr>
-            <w:r>
-              <w:rPr>
-                <w:rFonts w:ascii="Times New Roman" w:hAnsi="Times New Roman"/>
-                <w:sz w:val="24"/>
-              </w:rPr>
-              <w:t>Make use of additional time for further testing and improvements.</w:t>
-            </w:r>
-          </w:p>
-        </w:tc>
-      </w:tr>
-      <w:tr>
-        <w:tc>
-          <w:tcPr>
-            <w:tcW w:w="1705" w:type="dxa"/>
-            <w:tcBorders>
-              <w:top w:val="single" w:sz="4" w:space="0" w:color="auto"/>
-              <w:left w:val="single" w:sz="4" w:space="0" w:color="auto"/>
-              <w:bottom w:val="single" w:sz="4" w:space="0" w:color="auto"/>
-              <w:right w:val="single" w:sz="4" w:space="0" w:color="auto"/>
-            </w:tcBorders>
-            <w:hideMark/>
-          </w:tcPr>
-          <w:p>
-            <w:pPr>
-              <w:spacing w:after="160" w:line="259" w:lineRule="auto"/>
-              <w:rPr>
-                <w:rFonts w:ascii="Times New Roman" w:hAnsi="Times New Roman"/>
-                <w:sz w:val="24"/>
-              </w:rPr>
-            </w:pPr>
-            <w:r>
-              <w:rPr>
-                <w:rFonts w:ascii="Times New Roman" w:hAnsi="Times New Roman"/>
-                <w:sz w:val="24"/>
-              </w:rPr>
-              <w:t>Probability</w:t>
-            </w:r>
-          </w:p>
-        </w:tc>
-        <w:tc>
-          <w:tcPr>
-            <w:tcW w:w="7645" w:type="dxa"/>
-            <w:tcBorders>
-              <w:top w:val="single" w:sz="4" w:space="0" w:color="auto"/>
-              <w:left w:val="nil"/>
-              <w:bottom w:val="single" w:sz="4" w:space="0" w:color="auto"/>
-              <w:right w:val="single" w:sz="4" w:space="0" w:color="auto"/>
-            </w:tcBorders>
-            <w:hideMark/>
-          </w:tcPr>
-          <w:p>
-            <w:pPr>
-              <w:spacing w:after="160" w:line="259" w:lineRule="auto"/>
-              <w:rPr>
-                <w:rFonts w:ascii="Times New Roman" w:hAnsi="Times New Roman"/>
-                <w:sz w:val="24"/>
-              </w:rPr>
-            </w:pPr>
-            <w:r>
-              <w:rPr>
-                <w:rFonts w:ascii="Times New Roman" w:hAnsi="Times New Roman"/>
-                <w:sz w:val="24"/>
-              </w:rPr>
-              <w:t>Low</w:t>
-            </w:r>
-          </w:p>
-        </w:tc>
-      </w:tr>
-      <w:tr>
-        <w:tc>
-          <w:tcPr>
-            <w:tcW w:w="1705" w:type="dxa"/>
-            <w:tcBorders>
-              <w:top w:val="single" w:sz="4" w:space="0" w:color="auto"/>
-              <w:left w:val="single" w:sz="4" w:space="0" w:color="auto"/>
-              <w:bottom w:val="single" w:sz="4" w:space="0" w:color="auto"/>
-              <w:right w:val="single" w:sz="4" w:space="0" w:color="auto"/>
-            </w:tcBorders>
-            <w:hideMark/>
-          </w:tcPr>
-          <w:p>
-            <w:pPr>
-              <w:spacing w:after="160" w:line="259" w:lineRule="auto"/>
-              <w:rPr>
-                <w:rFonts w:ascii="Times New Roman" w:hAnsi="Times New Roman"/>
-                <w:sz w:val="24"/>
-              </w:rPr>
-            </w:pPr>
-            <w:r>
-              <w:rPr>
-                <w:rFonts w:ascii="Times New Roman" w:hAnsi="Times New Roman"/>
-                <w:sz w:val="24"/>
-              </w:rPr>
-              <w:t>Impact</w:t>
-            </w:r>
-          </w:p>
-        </w:tc>
-        <w:tc>
-          <w:tcPr>
-            <w:tcW w:w="7645" w:type="dxa"/>
-            <w:tcBorders>
-              <w:top w:val="single" w:sz="4" w:space="0" w:color="auto"/>
-              <w:left w:val="nil"/>
-              <w:bottom w:val="single" w:sz="4" w:space="0" w:color="auto"/>
-              <w:right w:val="single" w:sz="4" w:space="0" w:color="auto"/>
-            </w:tcBorders>
-            <w:hideMark/>
-          </w:tcPr>
-          <w:p>
-            <w:pPr>
-              <w:spacing w:after="160" w:line="259" w:lineRule="auto"/>
-              <w:rPr>
-                <w:rFonts w:ascii="Times New Roman" w:hAnsi="Times New Roman"/>
-                <w:sz w:val="24"/>
-              </w:rPr>
-            </w:pPr>
-            <w:r>
-              <w:rPr>
-                <w:rFonts w:ascii="Times New Roman" w:hAnsi="Times New Roman"/>
-                <w:sz w:val="24"/>
-              </w:rPr>
-              <w:t>Medium</w:t>
-            </w:r>
-          </w:p>
-        </w:tc>
-      </w:tr>
-    </w:tbl>
     <w:p>
       <w:pPr>
         <w:rPr>
@@ -32803,7 +33273,21 @@
                 <w:rFonts w:ascii="Times New Roman" w:hAnsi="Times New Roman"/>
                 <w:sz w:val="24"/>
               </w:rPr>
-              <w:t>Management Apporach</w:t>
+              <w:t>Management Appr</w:t>
+            </w:r>
+            <w:r>
+              <w:rPr>
+                <w:rFonts w:ascii="Times New Roman" w:hAnsi="Times New Roman"/>
+                <w:sz w:val="24"/>
+              </w:rPr>
+              <w:t>o</w:t>
+            </w:r>
+            <w:r>
+              <w:rPr>
+                <w:rFonts w:ascii="Times New Roman" w:hAnsi="Times New Roman"/>
+                <w:sz w:val="24"/>
+              </w:rPr>
+              <w:t>ach</w:t>
             </w:r>
           </w:p>
         </w:tc>
@@ -32947,7 +33431,21 @@
                 <w:rFonts w:ascii="Times New Roman" w:hAnsi="Times New Roman"/>
                 <w:sz w:val="24"/>
               </w:rPr>
-              <w:t>Manage Cosely</w:t>
+              <w:t>Manage C</w:t>
+            </w:r>
+            <w:r>
+              <w:rPr>
+                <w:rFonts w:ascii="Times New Roman" w:hAnsi="Times New Roman"/>
+                <w:sz w:val="24"/>
+              </w:rPr>
+              <w:t>l</w:t>
+            </w:r>
+            <w:r>
+              <w:rPr>
+                <w:rFonts w:ascii="Times New Roman" w:hAnsi="Times New Roman"/>
+                <w:sz w:val="24"/>
+              </w:rPr>
+              <w:t>osely</w:t>
             </w:r>
           </w:p>
         </w:tc>
